--- a/rajasthan-nurse-50/Test_18_Full_Test_Ordered.docx
+++ b/rajasthan-nurse-50/Test_18_Full_Test_Ordered.docx
@@ -34,7 +34,7 @@
     </w:p>
     <w:p>
       <w:r>
-        <w:t>Solution: The thoracic cage protects the heart and lungs.</w:t>
+        <w:t>Solution: ✅ Correct Answer: A. Thoracic vertebrae | 🧠 Clinical Rationale: The thoracic cage protects the heart and lungs. | ❌ Why Not Others? | B — Cervical vertebrae: not the appropriate nursing action here | C — Lumbar vertebrae: not the appropriate nursing action here | D — Sacrum: The sacrum bears the most pressure when supine. | ⚠️ Exam Trap: Read the exact question — the correct fact and its look-alike options are easy to interchange. | 💎 PNC Pearl: Thoracic vertebrae → The thoracic cage protects the heart and lungs</w:t>
       </w:r>
     </w:p>
     <w:p>
@@ -79,7 +79,7 @@
     </w:p>
     <w:p>
       <w:r>
-        <w:t>Solution: Abdominal SC absorption is rapid and uniform.</w:t>
+        <w:t>Solution: ✅ Correct Answer: A. Absorption is fastest and most consistent there | 🧠 Clinical Rationale: Abdominal SC absorption is rapid and uniform. | ❌ Why Not Others? | B — It is painless: not the appropriate nursing action here | C — It avoids all nerves: not the appropriate nursing action here | D — It prevents infection: not the appropriate nursing action here | ⚠️ Exam Trap: Read the exact question — the correct fact and its look-alike options are easy to interchange. | 💎 PNC Pearl: Absorption is fastest and most consistent there → Abdominal SC absorption is rapid and uniform</w:t>
       </w:r>
     </w:p>
     <w:p>
@@ -124,7 +124,7 @@
     </w:p>
     <w:p>
       <w:r>
-        <w:t>Solution: PFA is practical, humane, and non-intrusive.</w:t>
+        <w:t>Solution: ✅ Correct Answer: A. Look, listen, and link to support | 🧠 Clinical Rationale: PFA is practical, humane, and non-intrusive. | ❌ Why Not Others? | B — Diagnosis: Screening couples and prenatal testing prevent affected births. — not the first aid core actions | C — Diet: INH depletes B6; supplement to prevent neuropathy. — not the first aid core actions | D — Exercise: Calcium, vitamin D, and fall prevention maintain bone health. — not the first aid core actions | ⚠️ Exam Trap: Read the exact question — the correct fact and its look-alike options are easy to interchange. | 💎 PNC Pearl: Look, listen, and link to support = the first aid core actions</w:t>
       </w:r>
     </w:p>
     <w:p>
@@ -169,7 +169,7 @@
     </w:p>
     <w:p>
       <w:r>
-        <w:t>Solution: Staph colonizes the cord; keep the stump clean and dry, and treat cellulitis early.</w:t>
+        <w:t>Solution: ✅ Correct Answer: A. Staphylococcus aureus at the cord stump | 🧠 Clinical Rationale: Staph colonizes the cord; keep the stump clean and dry, and treat cellulitis early. | ❌ Why Not Others? | B — Measles: UIP achieved polio eradication and reduced measles deaths. | C — Candida always: not the appropriate nursing action here | D — Trauma: Birth trauma, episiotomy pain, and epidurals impair bladder sensation; monitor voiding closely. | ⚠️ Exam Trap: Read the exact question — the correct fact and its look-alike options are easy to interchange. | 💎 PNC Pearl: Staphylococcus aureus at the cord stump → Staph colonizes the cord; keep the stump clean and dry, and treat cellulitis early</w:t>
       </w:r>
     </w:p>
     <w:p>
@@ -214,7 +214,7 @@
     </w:p>
     <w:p>
       <w:r>
-        <w:t>Solution: FGDs generate group interaction and rich data.</w:t>
+        <w:t>Solution: ✅ Correct Answer: A. 6-12 participants discussing a topic | 🧠 Clinical Rationale: FGDs generate group interaction and rich data. | ❌ Why Not Others? | B — One participant: not the appropriate nursing action here | C — 100 participants: not the appropriate nursing action here | D — No moderator: not the appropriate nursing action here | ⚠️ Exam Trap: Read the exact question — the correct fact and its look-alike options are easy to interchange. | 💎 PNC Pearl: 6-12 participants discussing a topic → FGDs generate group interaction and rich data</w:t>
       </w:r>
     </w:p>
     <w:p>
@@ -259,7 +259,7 @@
     </w:p>
     <w:p>
       <w:r>
-        <w:t>Solution: Dark stools are expected; vitamin C enhances, and tea/milk reduce absorption.</w:t>
+        <w:t>Solution: ✅ Correct Answer: A. Stools may turn dark green/black and vitamin C helps absorption | 🧠 Clinical Rationale: Dark stools are expected; vitamin C enhances, and tea/milk reduce absorption. | ❌ Why Not Others? | B — Stools turning black is dangerous: not the appropriate nursing action here | C — Iron is taken with milk: not the appropriate nursing action here | D — Tea increases absorption: not the appropriate nursing action here | ⚠️ Exam Trap: Don’t confuse "Stools may turn dark green/black and vitamin C helps absorption" with "Stools turning black is dangerous" — they look alike and are easy to interchange. | 💎 PNC Pearl: Stools may turn dark green/black and vitamin C helps absorption → Dark stools are expected; vitamin C enhances, and tea/milk reduce absorption</w:t>
       </w:r>
     </w:p>
     <w:p>
@@ -304,7 +304,7 @@
     </w:p>
     <w:p>
       <w:r>
-        <w:t>Solution: Digoxin inhibits Na-K ATPase, increasing intracellular calcium (inotropy) and vagal tone (rate control).</w:t>
+        <w:t>Solution: ✅ Correct Answer: A. Increasing myocardial contractility and slowing AV conduction | 🧠 Clinical Rationale: Digoxin inhibits Na-K ATPase, increasing intracellular calcium (inotropy) and vagal tone (rate control). | ❌ Why Not Others? | B — Blocking beta receptors: not the appropriate nursing action here | C — Dilating arteries: not the appropriate nursing action here | D — Blocking calcium channels: not the appropriate nursing action here | ⚠️ Exam Trap: Read the exact question — the correct fact and its look-alike options are easy to interchange. | 💎 PNC Pearl: Increasing myocardial contractility and slowing AV conduction → Digoxin inhibits Na-K ATPase, increasing intracellular calcium (inotropy) and vagal tone (rate control)</w:t>
       </w:r>
     </w:p>
     <w:p>
@@ -349,7 +349,7 @@
     </w:p>
     <w:p>
       <w:r>
-        <w:t>Solution: The ossicles transmit vibrations from the eardrum to the oval window.</w:t>
+        <w:t>Solution: ✅ Correct Answer: A. Ossicles (malleus, incus, stapes) | 🧠 Clinical Rationale: The ossicles transmit vibrations from the eardrum to the oval window. | ❌ Why Not Others? | B — Semicircular canals: not the appropriate nursing action here | C — Turbinates: not the appropriate nursing action here | D — Cochlear hair cells: not the appropriate nursing action here | ⚠️ Exam Trap: Read the exact question — the correct fact and its look-alike options are easy to interchange. | 💎 PNC Pearl: Ossicles (malleus, incus, stapes) → The ossicles transmit vibrations from the eardrum to the oval window</w:t>
       </w:r>
     </w:p>
     <w:p>
@@ -394,7 +394,7 @@
     </w:p>
     <w:p>
       <w:r>
-        <w:t>Solution: Skill performance is evaluated by direct observation against criteria.</w:t>
+        <w:t>Solution: ✅ Correct Answer: A. Practical examination with an observation checklist | 🧠 Clinical Rationale: Skill performance is evaluated by direct observation against criteria. | ❌ Why Not Others? | B — A written essay: not the appropriate nursing action here | C — A multiple-choice test: not the appropriate nursing action here | D — Attendance records: not the appropriate nursing action here | ⚠️ Exam Trap: Read the exact question — the correct fact and its look-alike options are easy to interchange. | 💎 PNC Pearl: Practical examination with an observation checklist → Skill performance is evaluated by direct observation against criteria</w:t>
       </w:r>
     </w:p>
     <w:p>
@@ -439,7 +439,7 @@
     </w:p>
     <w:p>
       <w:r>
-        <w:t>Solution: CAGE: Cut down, Annoyed, Guilty, Eye-opener.</w:t>
+        <w:t>Solution: ✅ Correct Answer: A. Quick alcohol dependence screen | 🧠 Clinical Rationale: CAGE: Cut down, Annoyed, Guilty, Eye-opener. | ❌ Why Not Others? | B — Drug levels: Carbamazepine causes agranulocytosis and induces its own metabolism. | C — Diet: INH depletes B6; supplement to prevent neuropathy. | D — Exercise: Calcium, vitamin D, and fall prevention maintain bone health. | ⚠️ Exam Trap: Read the exact question — the correct fact and its look-alike options are easy to interchange. | 💎 PNC Pearl: Quick alcohol dependence screen → CAGE: Cut down, Annoyed, Guilty, Eye-opener</w:t>
       </w:r>
     </w:p>
     <w:p>
@@ -484,7 +484,7 @@
     </w:p>
     <w:p>
       <w:r>
-        <w:t>Solution: Folate prevents megaloblastic anaemia and neural tube defects.</w:t>
+        <w:t>Solution: ✅ Correct Answer: A. DNA synthesis and red cell formation | 🧠 Clinical Rationale: Folate prevents megaloblastic anaemia and neural tube defects. | ❌ Why Not Others? | B — Clotting: Platelets form plugs in haemostasis. | C — Vision: Acute closed-angle glaucoma is an emergency (fixed mid-dilated pupil, nausea); treat to prevent blindness. | D — Bone density: DMPA causes irregular bleeding, weight gain, and possible bone density loss; counsel accordingly. | ⚠️ Exam Trap: Read the exact question — the correct fact and its look-alike options are easy to interchange. | 💎 PNC Pearl: DNA synthesis and red cell formation → Folate prevents megaloblastic anaemia and neural tube defects</w:t>
       </w:r>
     </w:p>
     <w:p>
@@ -529,7 +529,7 @@
     </w:p>
     <w:p>
       <w:r>
-        <w:t>Solution: RBSK screens children 0–18 years for the 4 Ds at health facilities and schools.</w:t>
+        <w:t>Solution: ✅ Correct Answer: A. '4 Ds' — defects, deficiencies, diseases, and developmental delays | 🧠 Clinical Rationale: RBSK screens children 0–18 years for the 4 Ds at health facilities and schools. | ❌ Why Not Others? | B — Only malnutrition: not the appropriate nursing action here | C — Only vision: not the appropriate nursing action here | D — Only hearing: not the appropriate nursing action here | ⚠️ Exam Trap: Read the exact question — the correct fact and its look-alike options are easy to interchange. | 💎 PNC Pearl: '4 Ds' — defects, deficiencies, diseases, and developmental delays → RBSK screens children 0–18 years for the 4 Ds at health facilities and schools</w:t>
       </w:r>
     </w:p>
     <w:p>
@@ -574,7 +574,7 @@
     </w:p>
     <w:p>
       <w:r>
-        <w:t>Solution: UNICEF supplies vaccines and supports child programmes.</w:t>
+        <w:t>Solution: ✅ Correct Answer: A. Child survival, nutrition, and immunization | 🧠 Clinical Rationale: UNICEF supplies vaccines and supports child programmes. | ❌ Why Not Others? | B — Adults only: not the appropriate nursing action here | C — Diet: INH depletes B6; supplement to prevent neuropathy. | D — Climate: NMSA promotes sustainable agriculture. | ⚠️ Exam Trap: Read the exact question — the correct fact and its look-alike options are easy to interchange. | 💎 PNC Pearl: Child survival, nutrition, and immunization → UNICEF supplies vaccines and supports child programmes</w:t>
       </w:r>
     </w:p>
     <w:p>
@@ -619,7 +619,7 @@
     </w:p>
     <w:p>
       <w:r>
-        <w:t>Solution: RACE: Rescue → Alarm → Contain → Extinguish.</w:t>
+        <w:t>Solution: ✅ Correct Answer: A. Rescue clients in immediate danger | 🧠 Clinical Rationale: RACE: Rescue → Alarm → Contain → Extinguish. | ❌ Why Not Others? | B — Report the fire: not the first step | C — Contain the fire: not the first step | D — Extinguish with water: not the first step | ⚠️ Exam Trap: In priority questions, choose the immediate life-saving nursing action before notification, investigation, or documentation. | 🩺 Clinical Thinking: Recognize → Stabilize → Reassess → Escalate | 💎 PNC Pearl: Rescue clients in immediate danger = the first step</w:t>
       </w:r>
     </w:p>
     <w:p>
@@ -664,7 +664,7 @@
     </w:p>
     <w:p>
       <w:r>
-        <w:t>Solution: Bedside clinics apply theory to real patient care.</w:t>
+        <w:t>Solution: ✅ Correct Answer: A. Bedside clinic | 🧠 Clinical Rationale: Bedside clinics apply theory to real patient care. | ❌ Why Not Others? | B — Lecture: The lecture remains the most widely used method for large groups. | C — Symposium: not the appropriate nursing action here | D — Panel discussion: not the appropriate nursing action here | ⚠️ Exam Trap: Read the exact question — the correct fact and its look-alike options are easy to interchange. | 💎 PNC Pearl: Bedside clinic → Bedside clinics apply theory to real patient care</w:t>
       </w:r>
     </w:p>
     <w:p>
@@ -709,7 +709,7 @@
     </w:p>
     <w:p>
       <w:r>
-        <w:t>Solution: Tobacco-related oral cancer is the commonest cancer in Indian men.</w:t>
+        <w:t>Solution: ⚠ MULTIPLE MATCHES: ✅ Correct Answer: A. Lung cancer | 🧠 Clinical Rationale: Oral cavity cancer is the most common cancer in Indian men due to tobacco/pan chewing. | ❌ Why Not Others? | B — Prostate cancer: not the appropriate nursing action here | C — Oral cancer: Tobacco-related oral cancer is the commonest cancer in Indian men. | D — Stomach cancer: not the appropriate nursing action here | ⚠️ Exam Trap: Read the exact question — the correct fact and its look-alike options are easy to interchange. | 💎 PNC Pearl: Lung cancer → Oral cavity cancer is the most common cancer in Indian men due to tobacco/pan chewing || ✅ Correct Answer: A. Oral cancer | 🧠 Clinical Rationale: Tobacco-related oral cancer is the commonest cancer in Indian men. | ❌ Why Not Others? | B — Lung cancer: Leads in men, driven by tobacco; oral cancer is common too. | C — Prostate cancer: not the appropriate nursing action here | D — Stomach cancer: not the appropriate nursing action here | ⚠️ Exam Trap: Read the exact question — the correct fact and its look-alike options are easy to interchange. | 💎 PNC Pearl: Oral cancer → Tobacco-related is the commonest cancer in Indian men</w:t>
       </w:r>
     </w:p>
     <w:p>
@@ -754,7 +754,7 @@
     </w:p>
     <w:p>
       <w:r>
-        <w:t>Solution: Chronic hypoxia raises erythropoietin; polycythaemia increases viscosity and jaundice.</w:t>
+        <w:t>Solution: ✅ Correct Answer: A. Intrauterine hypoxia and delayed clamping | 🧠 Clinical Rationale: Chronic hypoxia raises erythropoietin; polycythaemia increases viscosity and jaundice. | ❌ Why Not Others? | B — Excess iron: not the appropriate nursing action here | C — Dehydration always: not the appropriate nursing action here | D — Infection: Loss of immunoglobulins predisposes to peritonitis and cellulitis; also watch thrombosis. | ⚠️ Exam Trap: Read the exact question — the correct fact and its look-alike options are easy to interchange. | 💎 PNC Pearl: Intrauterine hypoxia and delayed clamping → Chronic hypoxia raises erythropoietin; polycythaemia increases viscosity and jaundice</w:t>
       </w:r>
     </w:p>
     <w:p>
@@ -799,7 +799,7 @@
     </w:p>
     <w:p>
       <w:r>
-        <w:t>Solution: Cool running water relieves pain and limits tissue damage; ice, butter, and bursting blisters worsen injury.</w:t>
+        <w:t>Solution: ✅ Correct Answer: A. Cool the area with running cool water for 10–20 minutes | 🧠 Clinical Rationale: Cool running water relieves pain and limits tissue damage; ice, butter, and bursting blisters worsen injury. | ❌ Why Not Others? | B — Apply ice directly: not the first | C — Apply butter: not the first | D — Break all blisters: not the first | ⚠️ Exam Trap: Read the exact question — the correct fact and its look-alike options are easy to interchange. | 💎 PNC Pearl: Cool the area with running cool water for 10–20 minutes = the first</w:t>
       </w:r>
     </w:p>
     <w:p>
@@ -844,7 +844,7 @@
     </w:p>
     <w:p>
       <w:r>
-        <w:t>Solution: DKA results from absolute insulin deficiency, classically in type 1 diabetes.</w:t>
+        <w:t>Solution: ✅ Correct Answer: A. Type 1 diabetes mellitus | 🧠 Clinical Rationale: DKA results from absolute insulin deficiency, classically in type 1 diabetes. | ❌ Why Not Others? | B — Type 2 diabetes controlled by diet: not the appropriate nursing action here | C — Gestational diabetes at term: not the appropriate nursing action here | D — Impaired fasting glucose: not the appropriate nursing action here | ⚠️ Exam Trap: Don’t confuse "Type 1 diabetes mellitus" with "Type 2 diabetes controlled by diet" — they look alike and are easy to interchange. | 💎 PNC Pearl: Type 1 diabetes mellitus → DKA results from absolute insulin deficiency, classically in type 1 diabetes</w:t>
       </w:r>
     </w:p>
     <w:p>
@@ -889,7 +889,7 @@
     </w:p>
     <w:p>
       <w:r>
-        <w:t>Solution: Pertussis causes paroxysmal cough and apnoea in infants; DPT vaccination protects.</w:t>
+        <w:t>Solution: ✅ Correct Answer: A. Bordetella pertussis | 🧠 Clinical Rationale: Pertussis causes paroxysmal cough and apnoea in infants; DPT vaccination protects. | ❌ Why Not Others? | B — Influenza: Droplet precautions use surgical masks and spatial separation. | C — RSV: Causes most bronchiolitis in infants under 2 years; present with wheeze and distress. | D — Diet: INH depletes B6; supplement to prevent neuropathy. | ⚠️ Exam Trap: Read the exact question — the correct fact and its look-alike options are easy to interchange. | 💎 PNC Pearl: Bordetella pertussis → Pertussis causes paroxysmal cough and apnoea in infants; DPT vaccination protects</w:t>
       </w:r>
     </w:p>
     <w:p>
@@ -934,7 +934,7 @@
     </w:p>
     <w:p>
       <w:r>
-        <w:t>Solution: Deep palpation may rupture the aneurysm; avoid it.</w:t>
+        <w:t>Solution: ✅ Correct Answer: A. It can rupture the aneurysm | 🧠 Clinical Rationale: Deep palpation may rupture the aneurysm; avoid it. | ❌ Why Not Others? | B — It is painful: not the appropriate nursing action here | C — It causes infection: not the appropriate nursing action here | D — It changes BP: not the appropriate nursing action here | ⚠️ Exam Trap: Read the exact question — the correct fact and its look-alike options are easy to interchange. | 💎 PNC Pearl: Deep palpation may rupture the aneurysm; avoid it.</w:t>
       </w:r>
     </w:p>
     <w:p>
@@ -979,7 +979,7 @@
     </w:p>
     <w:p>
       <w:r>
-        <w:t>Solution: The scabies mite burrows in skin causing intense itching.</w:t>
+        <w:t>Solution: ✅ Correct Answer: A. Sarcoptes scabiei mite | 🧠 Clinical Rationale: The scabies mite burrows in skin causing intense itching. | ❌ Why Not Others? | B — Louse: not the appropriate nursing action here | C — Flea: Surveillance and flea control prevent plague outbreaks. | D — Bed bug: not the appropriate nursing action here | ⚠️ Exam Trap: Read the exact question — the correct fact and its look-alike options are easy to interchange. | 💎 PNC Pearl: Sarcoptes scabiei mite → The scabies mite burrows in skin causing intense itching</w:t>
       </w:r>
     </w:p>
     <w:p>
@@ -1024,7 +1024,7 @@
     </w:p>
     <w:p>
       <w:r>
-        <w:t>Solution: Heavy proteinuria (&gt;3.5 g/day) causes hypoalbuminaemia and generalized oedema.</w:t>
+        <w:t>Solution: ✅ Correct Answer: A. Proteinuria, hypoalbuminaemia, and oedema | 🧠 Clinical Rationale: Heavy proteinuria (&gt;3.5 g/day) causes hypoalbuminaemia and generalized oedema. | ❌ Why Not Others? | B — Haematuria and fever: not the appropriate nursing action here | C — Weight loss: Severe vomiting causes dehydration, hypokalaemia, ketosis, and weight loss; IV fluids and antiemetics are n... | D — Joint pain: OA is wear-and-tear cartilage loss; RA is autoimmune synovitis; gout is urate crystals. | ⚠️ Exam Trap: Read the exact question — the correct fact and its look-alike options are easy to interchange. | 💎 PNC Pearl: Proteinuria, hypoalbuminaemia, and oedema → Heavy proteinuria (&gt;3.5 g/day) causes hypoalbuminaemia and generalized oedema</w:t>
       </w:r>
     </w:p>
     <w:p>
@@ -1069,7 +1069,7 @@
     </w:p>
     <w:p>
       <w:r>
-        <w:t>Solution: The family shapes early values and behaviour.</w:t>
+        <w:t>Solution: ✅ Correct Answer: A. Family | 🧠 Clinical Rationale: The family shapes early values and behaviour. | ❌ Why Not Others? | B — School: Bullying links to depression and suicide; address climate. — not the first agent | C — Peer group: not the first agent | D — Media: Aminoglycosides, NSAIDs, and radiocontrast agents are common nephrotoxins. — not the first agent | ⚠️ Exam Trap: Read the exact question — the correct fact and its look-alike options are easy to interchange. | 💎 PNC Pearl: Family = the first agent</w:t>
       </w:r>
     </w:p>
     <w:p>
@@ -1114,7 +1114,7 @@
     </w:p>
     <w:p>
       <w:r>
-        <w:t>Solution: Biliary atresia causes persistent conjugated jaundice with pale stools; early Kasai surgery is vital.</w:t>
+        <w:t>Solution: ✅ Correct Answer: A. Biliary atresia | 🧠 Clinical Rationale: Biliary atresia causes persistent conjugated jaundice with pale stools; early Kasai surgery is vital. | ❌ Why Not Others? | B — Physiological jaundice: From immature liver enzymes appears after 24 hours and resolves by day 7–10. | C — Breast milk jaundice: Extends beyond 2 weeks and is benign; exclude conjugated causes. | D — Rh disease: not the appropriate nursing action here | ⚠️ Exam Trap: Read the exact question — the correct fact and its look-alike options are easy to interchange. | 💎 PNC Pearl: Biliary atresia → causes persistent conjugated jaundice with pale stools; early Kasai surgery is vital</w:t>
       </w:r>
     </w:p>
     <w:p>
@@ -1159,7 +1159,7 @@
     </w:p>
     <w:p>
       <w:r>
-        <w:t>Solution: Clindamycin predisposes to C. difficile colitis.</w:t>
+        <w:t>Solution: ✅ Correct Answer: A. Pseudomembranous colitis (C. difficile) | 🧠 Clinical Rationale: Clindamycin predisposes to C. difficile colitis. | ❌ Why Not Others? | B — Nephrotoxicity: Vancomycin infusion reactions and renal toxicity need monitoring. | C — Ototoxicity: Loop diuretics waste potassium and can harm hearing. | D — Bradycardia: Bradycardia = 60 beats per minute | ⚠️ Exam Trap: Read the exact question — the correct fact and its look-alike options are easy to interchange. | 💎 PNC Pearl: Pseudomembranous colitis (C. difficile) → Clindamycin predisposes to C. difficile colitis</w:t>
       </w:r>
     </w:p>
     <w:p>
@@ -1204,7 +1204,7 @@
     </w:p>
     <w:p>
       <w:r>
-        <w:t>Solution: Least restrictive alternatives first, with review.</w:t>
+        <w:t>Solution: ✅ Correct Answer: A. Dignity and harm risk | 🧠 Clinical Rationale: Least restrictive alternatives first, with review. | ❌ Why Not Others? | B — Convenience: Convenience = Non-probability sampling | C — Diet: INH depletes B6; supplement to prevent neuropathy. | D — Exercise: Calcium, vitamin D, and fall prevention maintain bone health. | ⚠️ Exam Trap: Read the exact question — the correct fact and its look-alike options are easy to interchange. | 💎 PNC Pearl: Dignity and harm risk → Least restrictive alternatives first, with review</w:t>
       </w:r>
     </w:p>
     <w:p>
@@ -1249,7 +1249,7 @@
     </w:p>
     <w:p>
       <w:r>
-        <w:t>Solution: Vitamin A deficiency causes night blindness and xerophthalmia; treat with high-dose vitamin A.</w:t>
+        <w:t>Solution: ✅ Correct Answer: A. Vitamin A deficiency | 🧠 Clinical Rationale: Vitamin A deficiency causes night blindness and xerophthalmia; treat with high-dose vitamin A. | ❌ Why Not Others? | B — Vitamin D deficiency: Rickets causes bowing, swelling at wrists, and delayed milestones. | C — Iron deficiency: Iron supplementation, deworming, and dietary diversity prevent it. | D — Iodine deficiency: Iodized salt prevents endemic goitre; screen where intake is low. | ⚠️ Exam Trap: Don’t confuse "Vitamin A deficiency" with "Vitamin D deficiency" — they look alike and are easy to interchange. | 💎 PNC Pearl: Vitamin A deficiency causes night blindness and xerophthalmia; treat with high-dose vitamin A.</w:t>
       </w:r>
     </w:p>
     <w:p>
@@ -1294,7 +1294,7 @@
     </w:p>
     <w:p>
       <w:r>
-        <w:t>Solution: By 8–12 months, infants understand that objects exist even when unseen.</w:t>
+        <w:t>Solution: ✅ Correct Answer: A. Sensorimotor | 🧠 Clinical Rationale: By 8–12 months, infants understand that objects exist even when unseen. | ❌ Why Not Others? | B — Preoperational: not the appropriate nursing action here | C — Concrete operational: not the appropriate nursing action here | D — Formal operational: not the appropriate nursing action here | ⚠️ Exam Trap: Read the exact question — the correct fact and its look-alike options are easy to interchange. | 💎 PNC Pearl: Sensorimotor → By 8–12 months, infants understand that objects exist even when unseen</w:t>
       </w:r>
     </w:p>
     <w:p>
@@ -1339,7 +1339,7 @@
     </w:p>
     <w:p>
       <w:r>
-        <w:t>Solution: Prioritizing (urgent vs important) improves efficiency and care.</w:t>
+        <w:t>Solution: ✅ Correct Answer: A. It prioritizes tasks and improves productivity | 🧠 Clinical Rationale: Prioritizing (urgent vs important) improves efficiency and care. | ❌ Why Not Others? | B — It extends the shift: not the appropriate nursing action here | C — It reduces quality: not the appropriate nursing action here | D — It is optional: not the appropriate nursing action here | ⚠️ Exam Trap: Read the exact question — the correct fact and its look-alike options are easy to interchange. | 💎 PNC Pearl: It prioritizes tasks and improves productivity → Prioritizing (urgent vs important) improves efficiency and care</w:t>
       </w:r>
     </w:p>
     <w:p>
@@ -1384,7 +1384,7 @@
     </w:p>
     <w:p>
       <w:r>
-        <w:t>Solution: Problem-focused coping changes the situation; emotion-focused changes feelings.</w:t>
+        <w:t>Solution: ✅ Correct Answer: A. The stressor itself | 🧠 Clinical Rationale: Problem-focused coping changes the situation; emotion-focused changes feelings. | ❌ Why Not Others? | B — Emotional reactions: not the appropriate nursing action here | C — Avoidance: not the appropriate nursing action here | D — Rumination: not the appropriate nursing action here | ⚠️ Exam Trap: Read the exact question — the correct fact and its look-alike options are easy to interchange. | 💎 PNC Pearl: The stressor itself → Problem-focused coping changes the situation; emotion-focused changes feelings</w:t>
       </w:r>
     </w:p>
     <w:p>
@@ -1429,7 +1429,7 @@
     </w:p>
     <w:p>
       <w:r>
-        <w:t>Solution: Clean cooking fuel and ventilation reduce child respiratory disease.</w:t>
+        <w:t>Solution: ✅ Correct Answer: A. Biomass smoke causing pneumonia and LBW | 🧠 Clinical Rationale: Clean cooking fuel and ventilation reduce child respiratory disease. | ❌ Why Not Others? | B — Diet: INH depletes B6; supplement to prevent neuropathy. | C — Exercise: Calcium, vitamin D, and fall prevention maintain bone health. | D — Vaccination: Absence of a scar does not mean no protection; check vaccination records. | ⚠️ Exam Trap: Read the exact question — the correct fact and its look-alike options are easy to interchange. | 💎 PNC Pearl: Biomass smoke causing pneumonia and LBW → Clean cooking fuel and ventilation reduce child respiratory disease</w:t>
       </w:r>
     </w:p>
     <w:p>
@@ -1474,7 +1474,7 @@
     </w:p>
     <w:p>
       <w:r>
-        <w:t>Solution: Tramadol lowers the seizure threshold and causes GI symptoms.</w:t>
+        <w:t>Solution: ✅ Correct Answer: A. Nausea, dizziness, and seizure risk at high doses | 🧠 Clinical Rationale: Tramadol lowers the seizure threshold and causes GI symptoms. | ❌ Why Not Others? | B — Bradycardia: Bradycardia = 60 beats per minute | C — Hyperkalaemia: Spironolactone raises potassium; avoid with ACE inhibitors and potassium supplements. | D — Diarrhoea: Cholinergic side effects (nausea, vomiting, bradycardia) are common with cholinesterase inhibitors. | ⚠️ Exam Trap: Read the exact question — the correct fact and its look-alike options are easy to interchange. | 💎 PNC Pearl: Nausea, dizziness, and seizure risk at high doses → Tramadol lowers the seizure threshold and causes GI symptoms</w:t>
       </w:r>
     </w:p>
     <w:p>
@@ -1519,7 +1519,7 @@
     </w:p>
     <w:p>
       <w:r>
-        <w:t>Solution: Left lateral allows easy, safe insertion along the rectal wall.</w:t>
+        <w:t>Solution: ✅ Correct Answer: A. Left lateral position | 🧠 Clinical Rationale: Left lateral allows easy, safe insertion along the rectal wall. | ❌ Why Not Others? | B — Supine: Leg elevation improves venous return; loosen tight clothing and monitor. | C — Prone: IHIP provides case-based, real-time disease surveillance. | D — Standing: Accurate height uses bare feet and a stadiometer. | ⚠️ Exam Trap: Read the exact question — the correct fact and its look-alike options are easy to interchange. | 💎 PNC Pearl: Left lateral position → Left lateral allows easy, safe insertion along the rectal wall</w:t>
       </w:r>
     </w:p>
     <w:p>
@@ -1564,7 +1564,7 @@
     </w:p>
     <w:p>
       <w:r>
-        <w:t>Solution: Once threshold is reached, the fibre contracts maximally.</w:t>
+        <w:t>Solution: ✅ Correct Answer: A. A muscle fibre contracts fully or not at all | 🧠 Clinical Rationale: Once threshold is reached, the fibre contracts maximally. | ❌ Why Not Others? | B — Muscles contract partially: not the appropriate nursing action here | C — Only strong stimuli work: not the appropriate nursing action here | D — Muscles never relax: not the appropriate nursing action here | ⚠️ Exam Trap: Read the exact question — the correct fact and its look-alike options are easy to interchange. | 💎 PNC Pearl: A muscle fibre contracts fully or not at all → Once threshold is reached, the fibre contracts maximally</w:t>
       </w:r>
     </w:p>
     <w:p>
@@ -1609,7 +1609,7 @@
     </w:p>
     <w:p>
       <w:r>
-        <w:t>Solution: Neutrophils constitute 40–70% of leukocytes.</w:t>
+        <w:t>Solution: ✅ Correct Answer: A. Neutrophil | 🧠 Clinical Rationale: Neutrophils constitute 40–70% of leukocytes. | ❌ Why Not Others? | B — Lymphocyte: B lymphocytes mature into antibody-secreting plasma cells. | C — Monocyte: not the appropriate nursing action here | D — Basophil: Mast cells in tissues release histamine. | ⚠️ Exam Trap: Read the exact question — the correct fact and its look-alike options are easy to interchange. | 💎 PNC Pearl: Neutrophil → Neutrophils constitute 40–70% of leukocytes</w:t>
       </w:r>
     </w:p>
     <w:p>
@@ -1654,7 +1654,7 @@
     </w:p>
     <w:p>
       <w:r>
-        <w:t>Solution: Minimal change nephrotic syndrome is steroid-responsive and commonest at 2-6 years.</w:t>
+        <w:t>Solution: ✅ Correct Answer: A. Minimal change disease | 🧠 Clinical Rationale: Minimal change nephrotic syndrome is steroid-responsive and commonest at 2-6 years. | ❌ Why Not Others? | B — Lupus always: not the appropriate nursing action here | C — Diet: INH depletes B6; supplement to prevent neuropathy. | D — Trauma: Birth trauma, episiotomy pain, and epidurals impair bladder sensation; monitor voiding closely. | ⚠️ Exam Trap: Read the exact question — the correct fact and its look-alike options are easy to interchange. | 💎 PNC Pearl: Minimal change disease → Minimal change nephrotic syndrome is steroid-responsive and commonest at 2-6 years</w:t>
       </w:r>
     </w:p>
     <w:p>
@@ -1699,7 +1699,7 @@
     </w:p>
     <w:p>
       <w:r>
-        <w:t>Solution: Bioavailability measures the absorbed, active fraction of a drug.</w:t>
+        <w:t>Solution: ✅ Correct Answer: A. Fraction of the administered dose that reaches systemic circulation | 🧠 Clinical Rationale: Bioavailability measures the absorbed, active fraction of a drug. | ❌ Why Not Others? | B — Rate of excretion: not the appropriate nursing action here | C — Time to peak: not the appropriate nursing action here | D — Duration of action: not the appropriate nursing action here | ⚠️ Exam Trap: Read the exact question — the correct fact and its look-alike options are easy to interchange. | 💎 PNC Pearl: Fraction of the administered dose that reaches systemic circulation → Bioavailability measures the absorbed, active fraction of a drug</w:t>
       </w:r>
     </w:p>
     <w:p>
@@ -1744,7 +1744,7 @@
     </w:p>
     <w:p>
       <w:r>
-        <w:t>Solution: Maternal antibodies (transplacental, colostrum) give passive protection.</w:t>
+        <w:t>Solution: ✅ Correct Answer: A. Passive immunity | 🧠 Clinical Rationale: Maternal antibodies (transplacental, colostrum) give passive protection. | ❌ Why Not Others? | B — Active immunity: Natural or artificial exposure that produces antibodies = active immunity. | C — Cell-mediated: not the appropriate nursing action here | D — Artificial active: not the appropriate nursing action here | ⚠️ Exam Trap: Read the exact question — the correct fact and its look-alike options are easy to interchange. | 💎 PNC Pearl: Passive immunity → Maternal antibodies (transplacental, colostrum) give passive protection</w:t>
       </w:r>
     </w:p>
     <w:p>
@@ -1789,7 +1789,7 @@
     </w:p>
     <w:p>
       <w:r>
-        <w:t>Solution: Foot protection prevents ulcers and amputations.</w:t>
+        <w:t>Solution: ✅ Correct Answer: A. Wear well-fitted shoes and never walk barefoot | 🧠 Clinical Rationale: Foot protection prevents ulcers and amputations. | ❌ Why Not Others? | B — Walk barefoot: not the appropriate nursing action here | C — Use hot water bottles: not the appropriate nursing action here | D — Cut nails deeply: not the appropriate nursing action here | ⚠️ Exam Trap: Don’t confuse "Wear well-fitted shoes and never walk barefoot" with "Walk barefoot" — they look alike and are easy to interchange. | 💎 PNC Pearl: Wear well-fitted shoes and never walk barefoot → Foot protection prevents ulcers and amputations</w:t>
       </w:r>
     </w:p>
     <w:p>
@@ -1834,7 +1834,7 @@
     </w:p>
     <w:p>
       <w:r>
-        <w:t>Solution: Adult BLS uses 30:2 for both single and two rescuers; children use 15:2 with two rescuers.</w:t>
+        <w:t>Solution: ✅ Correct Answer: A. 30:2 | 🧠 Clinical Rationale: Adult BLS uses 30:2 for both single and two rescuers; children use 15:2 with two rescuers. | ❌ Why Not Others? | B — 15:2: not the appropriate nursing action here | C — 5:1: not the appropriate nursing action here | D — 30:1: not the appropriate nursing action here | ⚠️ Exam Trap: Read the exact question — the correct fact and its look-alike options are easy to interchange. | 💎 PNC Pearl: 30:2 → Adult BLS uses for both single and two rescuers; children use 15:2 with two rescuers</w:t>
       </w:r>
     </w:p>
     <w:p>
@@ -1879,7 +1879,7 @@
     </w:p>
     <w:p>
       <w:r>
-        <w:t>Solution: Klebsiella causes 'currant jelly' sputum in alcoholics.</w:t>
+        <w:t>Solution: ✅ Correct Answer: A. Klebsiella pneumoniae | 🧠 Clinical Rationale: Klebsiella causes 'currant jelly' sputum in alcoholics. | ❌ Why Not Others? | B — Pneumococcus always: not the appropriate nursing action here | C — Staphylococcus always: not the appropriate nursing action here | D — Legionella: Grows in water systems causing severe pneumonia. | ⚠️ Exam Trap: Read the exact question — the correct fact and its look-alike options are easy to interchange. | 💎 PNC Pearl: Klebsiella pneumoniae → Klebsiella causes 'currant jelly' sputum in alcoholics</w:t>
       </w:r>
     </w:p>
     <w:p>
@@ -1924,7 +1924,7 @@
     </w:p>
     <w:p>
       <w:r>
-        <w:t>Solution: Safe antibiotics (nitrofurantoin, amoxicillin, cephalosporins) are used in pregnancy.</w:t>
+        <w:t>Solution: ✅ Correct Answer: A. Nitrofurantoin or amoxicillin (as per sensitivity) | 🧠 Clinical Rationale: Safe antibiotics (nitrofurantoin, amoxicillin, cephalosporins) are used in pregnancy. | ❌ Why Not Others? | B — Tetracycline: Single-dose antibiotic ointment in both eyes at birth prevents gonococcal/chlamydial conjunctivitis. — not the first | C — Ciprofloxacin: Antacids chelate fluoroquinolones, reducing absorption. — not the first | D — Chloramphenicol: not the first | ⚠️ Exam Trap: Read the exact question — the correct fact and its look-alike options are easy to interchange. | 💎 PNC Pearl: Nitrofurantoin or amoxicillin (as per sensitivity) = the first</w:t>
       </w:r>
     </w:p>
     <w:p>
@@ -1969,7 +1969,7 @@
     </w:p>
     <w:p>
       <w:r>
-        <w:t>Solution: Gonorrhoea and chlamydia are the most common bacterial STIs; the nurse must report and treat partners.</w:t>
+        <w:t>Solution: ✅ Correct Answer: A. Gonorrhoea | 🧠 Clinical Rationale: Gonorrhoea and chlamydia are the most common bacterial STIs; the nurse must report and treat partners. | ❌ Why Not Others? | B — Syphilis: Screen all pregnant women for syphilis and treat with benzathine penicillin. | C — Chancroid: not the appropriate nursing action here | D — Lymphogranuloma venereum: not the appropriate nursing action here | ⚠️ Exam Trap: Read the exact question — the correct fact and its look-alike options are easy to interchange. | 💎 PNC Pearl: Gonorrhoea → and chlamydia are the most common bacterial STIs; the nurse must report and treat partners</w:t>
       </w:r>
     </w:p>
     <w:p>
@@ -2014,7 +2014,7 @@
     </w:p>
     <w:p>
       <w:r>
-        <w:t>Solution: A reliable tool gives consistent results on repeated use.</w:t>
+        <w:t>Solution: ✅ Correct Answer: A. Consistency of measurement | 🧠 Clinical Rationale: A reliable tool gives consistent results on repeated use. | ❌ Why Not Others? | B — Length: The newborn head is disproportionately large (~1/4 of length), unlike the adult (~1/8). | C — Cost: Free services and outreach improve access. | D — Attractiveness: not the appropriate nursing action here | ⚠️ Exam Trap: Read the exact question — the correct fact and its look-alike options are easy to interchange. | 💎 PNC Pearl: Consistency of measurement → A reliable tool gives consistent results on repeated use</w:t>
       </w:r>
     </w:p>
     <w:p>
@@ -2059,7 +2059,7 @@
     </w:p>
     <w:p>
       <w:r>
-        <w:t>Solution: Vital capacity = TV + IRV + ERV (~4–5 L).</w:t>
+        <w:t>Solution: ✅ Correct Answer: A. Vital capacity | 🧠 Clinical Rationale: Vital capacity = TV + IRV + ERV (~4–5 L). | ❌ Why Not Others? | B — Tidal volume: (~500 ml) is the volume per breath at rest. | C — Residual volume: (~1200 ml) keeps alveoli from collapsing and cannot be voluntarily expelled. | D — Total lung capacity: not the appropriate nursing action here | ⚠️ Exam Trap: Read the exact question — the correct fact and its look-alike options are easy to interchange. | 💎 PNC Pearl: Vital capacity → = TV + IRV + ERV (~4–5 L)</w:t>
       </w:r>
     </w:p>
     <w:p>
@@ -2104,7 +2104,7 @@
     </w:p>
     <w:p>
       <w:r>
-        <w:t>Solution: Lubricate the bulb and insert 1–1.5 inches (2.5–4 cm) in adults.</w:t>
+        <w:t>Solution: ✅ Correct Answer: A. After lubrication, 1–1.5 inches in adults | 🧠 Clinical Rationale: Lubricate the bulb and insert 1–1.5 inches (2.5–4 cm) in adults. | ❌ Why Not Others? | B — Without lubrication: not the appropriate nursing action here | C — 5 inches deep: not the appropriate nursing action here | D — Only in children: not the appropriate nursing action here | ⚠️ Exam Trap: Read the exact question — the correct fact and its look-alike options are easy to interchange. | 💎 PNC Pearl: After lubrication, 1–1.5 inches in adults → Lubricate the bulb and insert 1–1.5 inches (2.5–4 cm) in adults</w:t>
       </w:r>
     </w:p>
     <w:p>
@@ -2149,7 +2149,7 @@
     </w:p>
     <w:p>
       <w:r>
-        <w:t>Solution: Trough levels (pre-dose) guide dosing of narrow-window drugs.</w:t>
+        <w:t>Solution: ✅ Correct Answer: A. Draw the blood level before the next dose (trough) | 🧠 Clinical Rationale: Trough levels (pre-dose) guide dosing of narrow-window drugs. | ❌ Why Not Others? | B — Draw after meals: not the appropriate nursing action here | C — Draw randomly: not the appropriate nursing action here | D — Never draw: not the appropriate nursing action here | ⚠️ Exam Trap: Read the exact question — the correct fact and its look-alike options are easy to interchange. | 💎 PNC Pearl: Draw the blood level before the next dose (trough) → Trough levels (pre-dose) guide dosing of narrow-window drugs</w:t>
       </w:r>
     </w:p>
     <w:p>
@@ -2194,7 +2194,7 @@
     </w:p>
     <w:p>
       <w:r>
-        <w:t>Solution: Reverse Trendelenburg raises the head and upper body, useful after oesophageal surgery.</w:t>
+        <w:t>Solution: ✅ Correct Answer: A. Elevate the head while keeping the legs down (e.g., hiatal hernia) | 🧠 Clinical Rationale: Reverse Trendelenburg raises the head and upper body, useful after oesophageal surgery. | ❌ Why Not Others? | B — Lower the head: not the appropriate nursing action here | C — Turn the client: not the appropriate nursing action here | D — Raise the feet only: not the appropriate nursing action here | ⚠️ Exam Trap: Don’t confuse "Elevate the head while keeping the legs down (e.g., hiatal hernia)" with "Lower the head" — they look alike and are easy to interchange. | 💎 PNC Pearl: Elevate the head while keeping the legs down (e.g., hiatal hernia) → Reverse Trendelenburg raises the head and upper body, useful after oesophageal surgery</w:t>
       </w:r>
     </w:p>
     <w:p>
@@ -2239,7 +2239,7 @@
     </w:p>
     <w:p>
       <w:r>
-        <w:t>Solution: U5MR is a key indicator of child health and development.</w:t>
+        <w:t>Solution: ✅ Correct Answer: A. Deaths under 5 years per 1,000 live births | 🧠 Clinical Rationale: U5MR is a key indicator of child health and development. | ❌ Why Not Others? | B — Deaths under 1 year per 1,000: IMR = infant deaths (0-1 year) per 1,000 live births. | C — Deaths at 5 years: not the appropriate nursing action here | D — All childhood deaths: not the appropriate nursing action here | ⚠️ Exam Trap: Don’t confuse "Deaths under 5 years per 1,000 live births" with "Deaths at 5 years" — they look alike and are easy to interchange. | 💎 PNC Pearl: Deaths under 5 years per 1,000 live births → U5MR is a key indicator of child health and development</w:t>
       </w:r>
     </w:p>
     <w:p>
@@ -2284,7 +2284,7 @@
     </w:p>
     <w:p>
       <w:r>
-        <w:t>Solution: Verify identity with at least two identifiers before every dose.</w:t>
+        <w:t>Solution: ✅ Correct Answer: A. Checking two identifiers (name and registration number) | 🧠 Clinical Rationale: Verify identity with at least two identifiers before every dose. | ❌ Why Not Others? | B — Calling the name once: not the appropriate nursing action here | C — Asking the bed number: not the appropriate nursing action here | D — Reading the chart only: not the appropriate nursing action here | ⚠️ Exam Trap: Read the exact question — the correct fact and its look-alike options are easy to interchange. | 💎 PNC Pearl: Checking two identifiers (name and registration number) → Verify identity with at least two identifiers before every dose</w:t>
       </w:r>
     </w:p>
     <w:p>
@@ -2329,7 +2329,7 @@
     </w:p>
     <w:p>
       <w:r>
-        <w:t>Solution: The nurse witnesses consent; the physician is responsible for explaining.</w:t>
+        <w:t>Solution: ✅ Correct Answer: A. Witness the signature and ensure the client has been informed by the doctor | 🧠 Clinical Rationale: The nurse witnesses consent; the physician is responsible for explaining. | ❌ Why Not Others? | B — Sign on behalf of the client: not the appropriate nursing action here | C — Perform the surgery: not the appropriate nursing action here | D — Choose the surgeon: not the appropriate nursing action here | ⚠️ Exam Trap: Don’t confuse "Witness the signature and ensure the client has been informed by the doctor" with "Sign on behalf of the client" — they look alike and are easy to interchange. | 💎 PNC Pearl: Witness the signature and ensure the client has been informed by the doctor → The nurse witnesses consent; the physician is responsible for explaining</w:t>
       </w:r>
     </w:p>
     <w:p>
@@ -2374,7 +2374,7 @@
     </w:p>
     <w:p>
       <w:r>
-        <w:t>Solution: Sensitivity = TP/(TP+FN); a highly sensitive test rarely misses disease.</w:t>
+        <w:t>Solution: ✅ Correct Answer: A. Correctly identify those with disease (true positive rate) | 🧠 Clinical Rationale: Sensitivity = TP/(TP+FN); a highly sensitive test rarely misses disease. | ❌ Why Not Others? | B — Correctly identify those without disease: Specificity = TN/(TN+FP); it minimizes false alarms. | C — Predict disease: not the appropriate nursing action here | D — Detect severity: not the appropriate nursing action here | ⚠️ Exam Trap: Don’t confuse "Correctly identify those with disease (true positive rate)" with "Correctly identify those without disease" — they look alike and are easy to interchange. | 💎 PNC Pearl: Correctly identify those with disease (true positive rate) → Sensitivity = TP/(TP+FN); a highly sensitive test rarely misses disease</w:t>
       </w:r>
     </w:p>
     <w:p>
@@ -2419,7 +2419,7 @@
     </w:p>
     <w:p>
       <w:r>
-        <w:t>Solution: INR 2–3 is standard for most indications (e.g., AF, DVT, PE).</w:t>
+        <w:t>Solution: ✅ Correct Answer: A. 2.0–3.0 | 🧠 Clinical Rationale: INR 2–3 is standard for most indications (e.g., AF, DVT, PE). | ❌ Why Not Others? | B — 0.5–1.0: not the appropriate nursing action here | C — 4.0–5.0: not the appropriate nursing action here | D — 1.0–1.5: not the appropriate nursing action here | ⚠️ Exam Trap: Read the exact question — the correct fact and its look-alike options are easy to interchange. | 💎 PNC Pearl: 2.0–3.0 → INR 2–3 is standard for most indications (e.g., AF, DVT, PE)</w:t>
       </w:r>
     </w:p>
     <w:p>
@@ -2464,7 +2464,7 @@
     </w:p>
     <w:p>
       <w:r>
-        <w:t>Solution: High salt raises BP; reduce to below 5 g/day.</w:t>
+        <w:t>Solution: ✅ Correct Answer: A. Excess sodium intake | 🧠 Clinical Rationale: High salt raises BP; reduce to below 5 g/day. | ❌ Why Not Others? | B — Potassium excess: not the appropriate nursing action here | C — Fibre: Identify triggers; fibre and low-FODMAP diets help. | D — Vitamin D: Aids calcium absorption. | ⚠️ Exam Trap: Read the exact question — the correct fact and its look-alike options are easy to interchange. | 💎 PNC Pearl: Excess sodium intake → High salt raises BP; reduce to below 5 g/day</w:t>
       </w:r>
     </w:p>
     <w:p>
@@ -2509,7 +2509,7 @@
     </w:p>
     <w:p>
       <w:r>
-        <w:t>Solution: Cu-T 380A is effective for 10 years; Cu-T 200 for 3-5 years.</w:t>
+        <w:t>Solution: ✅ Correct Answer: A. 10 years | 🧠 Clinical Rationale: Cu-T 380A is effective for 10 years; Cu-T 200 for 3-5 years. | ❌ Why Not Others? | B — 1 year: Weight triples by the first birthday (about 9-10 kg). | C — 6 months: Exclusive breastfeeding for the first 6 months is WHO-recommended. | D — 20 years: Delaying marriage beyond 18 and first pregnancy beyond 20 reduces maternal and infant risks. | ⚠️ Exam Trap: Read the exact question — the correct fact and its look-alike options are easy to interchange. | 💎 PNC Pearl: 10 years → Cu-T 380A is effective for ; Cu-T 200 for 3-5 years</w:t>
       </w:r>
     </w:p>
     <w:p>
@@ -2554,7 +2554,7 @@
     </w:p>
     <w:p>
       <w:r>
-        <w:t>Solution: Protein deficiency causes oedema, fatty liver, and hair changes.</w:t>
+        <w:t>Solution: ✅ Correct Answer: A. Protein with relatively adequate calories | 🧠 Clinical Rationale: Protein deficiency causes oedema, fatty liver, and hair changes. | ❌ Why Not Others? | B — Total calories: Total fat should provide 20-30% of daily energy. | C — Fats: Bile salts break large fat globules into droplets. | D — Vitamins: Fortified salt, wheat, rice, and oil address hidden hunger. | ⚠️ Exam Trap: Read the exact question — the correct fact and its look-alike options are easy to interchange. | 💎 PNC Pearl: Protein with relatively adequate calories → Protein deficiency causes oedema, fatty liver, and hair changes</w:t>
       </w:r>
     </w:p>
     <w:p>
@@ -2599,7 +2599,7 @@
     </w:p>
     <w:p>
       <w:r>
-        <w:t>Solution: Equity addresses avoidable differences between groups.</w:t>
+        <w:t>Solution: ✅ Correct Answer: A. Fair access to health for all groups | 🧠 Clinical Rationale: Equity addresses avoidable differences between groups. | ❌ Why Not Others? | B — Equality only: not the appropriate nursing action here | C — Diet: INH depletes B6; supplement to prevent neuropathy. | D — Climate: NMSA promotes sustainable agriculture. | ⚠️ Exam Trap: Read the exact question — the correct fact and its look-alike options are easy to interchange. | 💎 PNC Pearl: Fair access to health for all groups → Equity addresses avoidable differences between groups</w:t>
       </w:r>
     </w:p>
     <w:p>
@@ -2644,7 +2644,7 @@
     </w:p>
     <w:p>
       <w:r>
-        <w:t>Solution: Referral criteria cover prematurity, difficulty breathing, convulsions, and severe jaundice.</w:t>
+        <w:t>Solution: ✅ Correct Answer: A. Preterm birth, asphyxia, and jaundice | 🧠 Clinical Rationale: Referral criteria cover prematurity, difficulty breathing, convulsions, and severe jaundice. | ❌ Why Not Others? | B — Mild rash: not the appropriate nursing action here | C — Hiccups: not the appropriate nursing action here | D — Sneezing: not the appropriate nursing action here | ⚠️ Exam Trap: Read the exact question — the correct fact and its look-alike options are easy to interchange. | 💎 PNC Pearl: Preterm birth, asphyxia, and jaundice → Referral criteria cover prematurity, difficulty breathing, convulsions, and severe jaundice</w:t>
       </w:r>
     </w:p>
     <w:p>
@@ -2689,7 +2689,7 @@
     </w:p>
     <w:p>
       <w:r>
-        <w:t>Solution: Anything out of view or below waist level is considered contaminated.</w:t>
+        <w:t>Solution: ✅ Correct Answer: A. It is out of the nurse's line of sight or below waist level | 🧠 Clinical Rationale: Anything out of view or below waist level is considered contaminated. | ❌ Why Not Others? | B — It is on a clean table: not the appropriate nursing action here | C — The nurse faces it: not the appropriate nursing action here | D — It was just opened: not the appropriate nursing action here | ⚠️ Exam Trap: Don’t confuse "It is out of the nurse's line of sight or below waist level" with "The nurse faces it" — they look alike and are easy to interchange. | 💎 PNC Pearl: It is out of the nurse's line of sight or below waist level → Anything out of view or below waist level is considered contaminated</w:t>
       </w:r>
     </w:p>
     <w:p>
@@ -2734,7 +2734,7 @@
     </w:p>
     <w:p>
       <w:r>
-        <w:t>Solution: Log-off screens, lock cabinets, and audit access.</w:t>
+        <w:t>Solution: ✅ Correct Answer: A. Careless handling of records and screens | 🧠 Clinical Rationale: Log-off screens, lock cabinets, and audit access. | ❌ Why Not Others? | B — Authorized access: not the appropriate nursing action here | C — Training: Train staff and audit segregation regularly. | D — Diet: INH depletes B6; supplement to prevent neuropathy. | ⚠️ Exam Trap: Read the exact question — the correct fact and its look-alike options are easy to interchange. | 💎 PNC Pearl: Careless handling of records and screens → Log-off screens, lock cabinets, and audit access</w:t>
       </w:r>
     </w:p>
     <w:p>
@@ -2779,7 +2779,7 @@
     </w:p>
     <w:p>
       <w:r>
-        <w:t>Solution: P. falciparum causes severe/cerebral malaria with high mortality.</w:t>
+        <w:t>Solution: ✅ Correct Answer: A. Cerebral malaria | 🧠 Clinical Rationale: P. falciparum causes severe/cerebral malaria with high mortality. | ❌ Why Not Others? | B — Benign tertian fever: not the appropriate nursing action here | C — Relapsing fever: not the appropriate nursing action here | D — Mild myalgia: not the appropriate nursing action here | ⚠️ Exam Trap: Read the exact question — the correct fact and its look-alike options are easy to interchange. | 💎 PNC Pearl: Cerebral malaria → P. falciparum causes severe/ with high mortality</w:t>
       </w:r>
     </w:p>
     <w:p>
@@ -2824,7 +2824,7 @@
     </w:p>
     <w:p>
       <w:r>
-        <w:t>Solution: Behaviour problems often reflect family stress; counsel parents and teachers.</w:t>
+        <w:t>Solution: ✅ Correct Answer: A. Parenting and environmental stressors | 🧠 Clinical Rationale: Behaviour problems often reflect family stress; counsel parents and teachers. | ❌ Why Not Others? | B — Genetics always: not the appropriate nursing action here | C — Diet: INH depletes B6; supplement to prevent neuropathy. | D — Exercise: Calcium, vitamin D, and fall prevention maintain bone health. | ⚠️ Exam Trap: Read the exact question — the correct fact and its look-alike options are easy to interchange. | 💎 PNC Pearl: Parenting and environmental stressors → Behaviour problems often reflect family stress; counsel parents and teachers</w:t>
       </w:r>
     </w:p>
     <w:p>
@@ -2869,7 +2869,7 @@
     </w:p>
     <w:p>
       <w:r>
-        <w:t>Solution: CVT causes headache, seizures, and focal signs; anticoagulate and monitor.</w:t>
+        <w:t>Solution: ✅ Correct Answer: A. Hypercoagulability and dehydration | 🧠 Clinical Rationale: CVT causes headache, seizures, and focal signs; anticoagulate and monitor. | ❌ Why Not Others? | B — Diet: INH depletes B6; supplement to prevent neuropathy. | C — Exercise: Calcium, vitamin D, and fall prevention maintain bone health. | D — Vaccination: Absence of a scar does not mean no protection; check vaccination records. | ⚠️ Exam Trap: Read the exact question — the correct fact and its look-alike options are easy to interchange. | 💎 PNC Pearl: Hypercoagulability and dehydration → CVT causes headache, seizures, and focal signs; anticoagulate and monitor</w:t>
       </w:r>
     </w:p>
     <w:p>
@@ -2914,7 +2914,7 @@
     </w:p>
     <w:p>
       <w:r>
-        <w:t>Solution: There are 12 pairs of cranial nerves and 31 pairs of spinal nerves.</w:t>
+        <w:t>Solution: ✅ Correct Answer: A. 12 pairs | 🧠 Clinical Rationale: There are 12 pairs of cranial nerves and 31 pairs of spinal nerves. | ❌ Why Not Others? | B — 31 pairs: There are 31 pairs of spinal nerves. — an incorrect number | C — 10 pairs: an incorrect number | D — 8 pairs: an incorrect number | ⚠️ Exam Trap: Read the exact question — the correct fact and its look-alike options are easy to interchange. | 💎 PNC Pearl: 12 pairs → There are of cranial nerves and 31 pairs of spinal nerves</w:t>
       </w:r>
     </w:p>
     <w:p>
@@ -2959,7 +2959,7 @@
     </w:p>
     <w:p>
       <w:r>
-        <w:t>Solution: Replace losses with ORS after every stool and continue feeds.</w:t>
+        <w:t>Solution: ✅ Correct Answer: A. Loss of water and electrolytes in stools | 🧠 Clinical Rationale: Replace losses with ORS after every stool and continue feeds. | ❌ Why Not Others? | B — Excess water intake: not the appropriate nursing action here | C — Diet: INH depletes B6; supplement to prevent neuropathy. | D — Exercise: Calcium, vitamin D, and fall prevention maintain bone health. | ⚠️ Exam Trap: Read the exact question — the correct fact and its look-alike options are easy to interchange. | 💎 PNC Pearl: Loss of water and electrolytes in stools → Replace losses with ORS after every stool and continue feeds</w:t>
       </w:r>
     </w:p>
     <w:p>
@@ -3004,7 +3004,7 @@
     </w:p>
     <w:p>
       <w:r>
-        <w:t>Solution: Repositioning and skin care prevent and detect pressure injuries early.</w:t>
+        <w:t>Solution: ✅ Correct Answer: A. Frequent repositioning and skin inspection | 🧠 Clinical Rationale: Repositioning and skin care prevent and detect pressure injuries early. | ❌ Why Not Others? | B — Massaging reddened areas: not the correct first action | C — Using tight sheets: not the correct first action | D — Keeping the skin wet: not the correct first action | ⚠️ Exam Trap: Read the exact question — the correct fact and its look-alike options are easy to interchange. | 💎 PNC Pearl: Frequent repositioning and skin inspection → Repositioning and skin care prevent and detect pressure injuries early</w:t>
       </w:r>
     </w:p>
     <w:p>
@@ -3049,7 +3049,7 @@
     </w:p>
     <w:p>
       <w:r>
-        <w:t>Solution: Excess self-disclosure shifts focus from the patient.</w:t>
+        <w:t>Solution: ✅ Correct Answer: A. Judicious use only when therapeutic | 🧠 Clinical Rationale: Excess self-disclosure shifts focus from the patient. | ❌ Why Not Others? | B — Reciprocal sharing always: not the appropriate nursing action here | C — Diet: INH depletes B6; supplement to prevent neuropathy. | D — Exercise: Calcium, vitamin D, and fall prevention maintain bone health. | ⚠️ Exam Trap: Read the exact question — the correct fact and its look-alike options are easy to interchange. | 💎 PNC Pearl: Judicious use only when therapeutic → Excess self-disclosure shifts focus from the patient</w:t>
       </w:r>
     </w:p>
     <w:p>
@@ -3094,7 +3094,7 @@
     </w:p>
     <w:p>
       <w:r>
-        <w:t>Solution: Hepatitis B/C and alcohol cause most cirrhosis globally.</w:t>
+        <w:t>Solution: ✅ Correct Answer: A. Viral hepatitis and alcohol | 🧠 Clinical Rationale: Hepatitis B/C and alcohol cause most cirrhosis globally. | ❌ Why Not Others? | B — Autoimmune only: not the appropriate nursing action here | C — Drugs only: not the appropriate nursing action here | D — Biliary disease: not the appropriate nursing action here | ⚠️ Exam Trap: Read the exact question — the correct fact and its look-alike options are easy to interchange. | 💎 PNC Pearl: Viral hepatitis and alcohol → Hepatitis B/C and alcohol cause most cirrhosis globally</w:t>
       </w:r>
     </w:p>
     <w:p>
@@ -3139,7 +3139,7 @@
     </w:p>
     <w:p>
       <w:r>
-        <w:t>Solution: Alcohol abstinence is essential; protein is adjusted for encephalopathy.</w:t>
+        <w:t>Solution: ✅ Correct Answer: A. Alcohol completely | 🧠 Clinical Rationale: Alcohol abstinence is essential; protein is adjusted for encephalopathy. | ❌ Why Not Others? | B — Carbohydrates: Glucose from carbohydrates is the preferred fuel, especially for the brain. | C — Rest: Bowel rest and gradual diet advance manage diverticulitis; fibre later prevents recurrence. | D — Protein entirely: not the appropriate nursing action here | ⚠️ Exam Trap: Read the exact question — the correct fact and its look-alike options are easy to interchange. | 💎 PNC Pearl: Alcohol completely → Alcohol abstinence is essential; protein is adjusted for encephalopathy</w:t>
       </w:r>
     </w:p>
     <w:p>
@@ -3184,7 +3184,7 @@
     </w:p>
     <w:p>
       <w:r>
-        <w:t>Solution: Eggs contain all essential amino acids in ideal proportions.</w:t>
+        <w:t>Solution: ✅ Correct Answer: A. Egg | 🧠 Clinical Rationale: Eggs contain all essential amino acids in ideal proportions. | ❌ Why Not Others? | B — Rice: Reduces swelling and pain in sprains. | C — Wheat: Strict gluten-free diet is the only treatment for celiac disease. | D — Potato: not the appropriate nursing action here | ⚠️ Exam Trap: Read the exact question — the correct fact and its look-alike options are easy to interchange. | 💎 PNC Pearl: Egg → Eggs contain all essential amino acids in ideal proportions</w:t>
       </w:r>
     </w:p>
     <w:p>
@@ -3229,7 +3229,7 @@
     </w:p>
     <w:p>
       <w:r>
-        <w:t>Solution: Paraphrasing confirms understanding.</w:t>
+        <w:t>Solution: ✅ Correct Answer: A. Restating content in your own words | 🧠 Clinical Rationale: Paraphrasing confirms understanding. | ❌ Why Not Others? | B — Verbatim repetition: not the appropriate nursing action here | C — Diet: INH depletes B6; supplement to prevent neuropathy. | D — Exercise: Calcium, vitamin D, and fall prevention maintain bone health. | ⚠️ Exam Trap: Read the exact question — the correct fact and its look-alike options are easy to interchange. | 💎 PNC Pearl: Restating content in your own words → Paraphrasing confirms understanding</w:t>
       </w:r>
     </w:p>
     <w:p>
@@ -3274,7 +3274,7 @@
     </w:p>
     <w:p>
       <w:r>
-        <w:t>Solution: DOTS = Directly Observed Treatment, Short-course; the WHO-endorsed strategy.</w:t>
+        <w:t>Solution: ✅ Correct Answer: A. Directly observed treatment with short-course chemotherapy | 🧠 Clinical Rationale: DOTS = Directly Observed Treatment, Short-course; the WHO-endorsed strategy. | ❌ Why Not Others? | B — Surgery for all cases: not the appropriate nursing action here | C — Treatment only in hospital: not the appropriate nursing action here | D — Herbal remedies: not the appropriate nursing action here | ⚠️ Exam Trap: Read the exact question — the correct fact and its look-alike options are easy to interchange. | 💎 PNC Pearl: Directly observed treatment with short-course chemotherapy → DOTS = Directly Observed Treatment, Short-course; the WHO-endorsed strategy</w:t>
       </w:r>
     </w:p>
     <w:p>
@@ -3319,7 +3319,7 @@
     </w:p>
     <w:p>
       <w:r>
-        <w:t>Solution: NRCs and CMAM treat severe acute malnutrition.</w:t>
+        <w:t>Solution: ✅ Correct Answer: A. Therapeutic feeding (F-75/F-100) and medical care | 🧠 Clinical Rationale: NRCs and CMAM treat severe acute malnutrition. | ❌ Why Not Others? | B — Diet alone: not the appropriate nursing action here | C — Climate: NMSA promotes sustainable agriculture. | D — Genetics: Diet and heredity drive LDL; statins and lifestyle lower it. | ⚠️ Exam Trap: Read the exact question — the correct fact and its look-alike options are easy to interchange. | 💎 PNC Pearl: Therapeutic feeding (F-75/F-100) and medical care → NRCs and CMAM treat severe acute malnutrition</w:t>
       </w:r>
     </w:p>
     <w:p>
@@ -3364,7 +3364,7 @@
     </w:p>
     <w:p>
       <w:r>
-        <w:t>Solution: Cardiac activity is seen at 5-6 weeks transvaginally, confirming a viable early pregnancy.</w:t>
+        <w:t>Solution: ✅ Correct Answer: A. 5-6 weeks | 🧠 Clinical Rationale: Cardiac activity is seen at 5-6 weeks transvaginally, confirming a viable early pregnancy. | ❌ Why Not Others? | B — 12 weeks: Early booking (first trimester) allows risk screening, baseline tests, and tetanus/iron prophylaxis. — not the first be detected | C — 20 weeks: Pre-eclampsia: new hypertension ≥140/90 after 20 weeks with proteinuria and/or end-organ dysfunction. — not the first be detected | D — 28 weeks: DIPSI recommends a single 75 g oral glucose at 24-28 weeks; 2-hour value ≥140 mg/dl is GDM. — not the first be detected | ⚠️ Exam Trap: Read the exact question — the correct fact and its look-alike options are easy to interchange. | 💎 PNC Pearl: 5-6 weeks = the first be detected</w:t>
       </w:r>
     </w:p>
     <w:p>
@@ -3409,7 +3409,7 @@
     </w:p>
     <w:p>
       <w:r>
-        <w:t>Solution: Gram stain guides initial antibiotic choice.</w:t>
+        <w:t>Solution: ✅ Correct Answer: A. Rapid bacterial classification | 🧠 Clinical Rationale: Gram stain guides initial antibiotic choice. | ❌ Why Not Others? | B — Viral detection: not the appropriate nursing action here | C — Fungal ID: not the appropriate nursing action here | D — Parasite count: not the appropriate nursing action here | ⚠️ Exam Trap: Read the exact question — the correct fact and its look-alike options are easy to interchange. | 💎 PNC Pearl: Rapid bacterial classification → Gram stain guides initial antibiotic choice</w:t>
       </w:r>
     </w:p>
     <w:p>
@@ -3454,7 +3454,7 @@
     </w:p>
     <w:p>
       <w:r>
-        <w:t>Solution: Extra energy and fluids replace fever losses.</w:t>
+        <w:t>Solution: ✅ Correct Answer: A. High energy, easily digestible, with fluids | 🧠 Clinical Rationale: Extra energy and fluids replace fever losses. | ❌ Why Not Others? | B — Fasting: Emergency preparation includes consent, NPO status, IV line, catheter, and preparation of the baby area. | C — Only cold drinks: not the appropriate nursing action here | D — Low fluids: not the appropriate nursing action here | ⚠️ Exam Trap: Read the exact question — the correct fact and its look-alike options are easy to interchange. | 💎 PNC Pearl: High energy, easily digestible, with fluids → Extra energy and fluids replace fever losses</w:t>
       </w:r>
     </w:p>
     <w:p>
@@ -3499,7 +3499,7 @@
     </w:p>
     <w:p>
       <w:r>
-        <w:t>Solution: V. cholerae causes rice-water diarrhoea; ORS saves lives.</w:t>
+        <w:t>Solution: ✅ Correct Answer: A. Vibrio cholerae | 🧠 Clinical Rationale: V. cholerae causes rice-water diarrhoea; ORS saves lives. | ❌ Why Not Others? | B — E. coli: Dominates UTI at all ages. | C — Salmonella: Bacterial toxins and contamination cause most outbreaks; safe handling prevents them. | D — Shigella: Shigellosis causes bloody mucoid stools with fever; treat with appropriate antibiotics. | ⚠️ Exam Trap: Read the exact question — the correct fact and its look-alike options are easy to interchange. | 💎 PNC Pearl: Vibrio cholerae → V. cholerae causes rice-water diarrhoea; ORS saves lives</w:t>
       </w:r>
     </w:p>
     <w:p>
@@ -3544,7 +3544,7 @@
     </w:p>
     <w:p>
       <w:r>
-        <w:t>Solution: NTCP enforces COTPA, educates, and supports cessation to reduce tobacco use.</w:t>
+        <w:t>Solution: ✅ Correct Answer: A. Reduce tobacco consumption through regulation, education, and cessation | 🧠 Clinical Rationale: NTCP enforces COTPA, educates, and supports cessation to reduce tobacco use. | ❌ Why Not Others? | B — Promote tobacco sales: not the appropriate nursing action here | C — Tax cigarettes: not the appropriate nursing action here | D — Only ban gutka: not the appropriate nursing action here | ⚠️ Exam Trap: Read the exact question — the correct fact and its look-alike options are easy to interchange. | 💎 PNC Pearl: Reduce tobacco consumption through regulation, education, and cessation → NTCP enforces COTPA, educates, and supports cessation to reduce tobacco use</w:t>
       </w:r>
     </w:p>
     <w:p>
@@ -3589,7 +3589,7 @@
     </w:p>
     <w:p>
       <w:r>
-        <w:t>Solution: Cannabis causes cognitive effects and can precipitate psychosis in vulnerable people.</w:t>
+        <w:t>Solution: ✅ Correct Answer: A. Amotivation, memory problems, and psychosis risk | 🧠 Clinical Rationale: Cannabis causes cognitive effects and can precipitate psychosis in vulnerable people. | ❌ Why Not Others? | B — Physical dependence always: not the appropriate nursing action here | C — Diet: INH depletes B6; supplement to prevent neuropathy. | D — Exercise: Calcium, vitamin D, and fall prevention maintain bone health. | ⚠️ Exam Trap: Read the exact question — the correct fact and its look-alike options are easy to interchange. | 💎 PNC Pearl: Amotivation, memory problems, and psychosis risk → Cannabis causes cognitive effects and can precipitate psychosis in vulnerable people</w:t>
       </w:r>
     </w:p>
     <w:p>
@@ -3634,7 +3634,7 @@
     </w:p>
     <w:p>
       <w:r>
-        <w:t>Solution: Aganglionosis delays meconium beyond 48 hours; biopsy confirms diagnosis.</w:t>
+        <w:t>Solution: ✅ Correct Answer: A. Delayed passage of meconium and constipation | 🧠 Clinical Rationale: Aganglionosis delays meconium beyond 48 hours; biopsy confirms diagnosis. | ❌ Why Not Others? | B — Diarrhoea always: not the appropriate nursing action here | C — Vomiting always: not the appropriate nursing action here | D — Fever: Temperatures above 38°C are fever (pyrexia); &gt;41°C is hyperpyrexia. | ⚠️ Exam Trap: Read the exact question — the correct fact and its look-alike options are easy to interchange. | 💎 PNC Pearl: Delayed passage of meconium and constipation → Aganglionosis delays meconium beyond 48 hours; biopsy confirms diagnosis</w:t>
       </w:r>
     </w:p>
     <w:p>
@@ -3679,7 +3679,7 @@
     </w:p>
     <w:p>
       <w:r>
-        <w:t>Solution: Vulvovaginal haematomas cause intense pain and swelling; large ones need surgical evacuation.</w:t>
+        <w:t>Solution: ✅ Correct Answer: A. Severe perineal pain with a palpable mass and falling Hb | 🧠 Clinical Rationale: Vulvovaginal haematomas cause intense pain and swelling; large ones need surgical evacuation. | ❌ Why Not Others? | B — Breast engorgement: not the appropriate nursing action here | C — Constipation: Opioids slow GI motility; prophylactic stool softeners and fluids are routine. | D — Mild lochia: not the appropriate nursing action here | ⚠️ Exam Trap: Read the exact question — the correct fact and its look-alike options are easy to interchange. | 💎 PNC Pearl: Severe perineal pain with a palpable mass and falling Hb → Vulvovaginal haematomas cause intense pain and swelling; large ones need surgical evacuation</w:t>
       </w:r>
     </w:p>
     <w:p>
@@ -3724,7 +3724,7 @@
     </w:p>
     <w:p>
       <w:r>
-        <w:t>Solution: The glenohumeral joint is the shoulder joint.</w:t>
+        <w:t>Solution: ✅ Correct Answer: A. Shoulder (glenohumeral) joint | 🧠 Clinical Rationale: The glenohumeral joint is the shoulder joint. | ❌ Why Not Others? | B — Elbow joint: not the appropriate nursing action here | C — Wrist joint: not the appropriate nursing action here | D — Acromioclavicular joint: not the appropriate nursing action here | ⚠️ Exam Trap: Read the exact question — the correct fact and its look-alike options are easy to interchange. | 💎 PNC Pearl: Shoulder (glenohumeral) joint → The glenohumeral joint is the shoulder joint</w:t>
       </w:r>
     </w:p>
     <w:p>
@@ -3769,7 +3769,7 @@
     </w:p>
     <w:p>
       <w:r>
-        <w:t>Solution: Monitor physical status and reassess frequently.</w:t>
+        <w:t>Solution: ✅ Correct Answer: A. Legal and ethical requirements for safety monitoring | 🧠 Clinical Rationale: Monitor physical status and reassess frequently. | ❌ Why Not Others? | B — Paperwork only: not the appropriate nursing action here | C — Diet: INH depletes B6; supplement to prevent neuropathy. | D — Exercise: Calcium, vitamin D, and fall prevention maintain bone health. | ⚠️ Exam Trap: Read the exact question — the correct fact and its look-alike options are easy to interchange. | 💎 PNC Pearl: Legal and ethical requirements for safety monitoring → Monitor physical status and reassess frequently</w:t>
       </w:r>
     </w:p>
     <w:p>
@@ -3814,7 +3814,7 @@
     </w:p>
     <w:p>
       <w:r>
-        <w:t>Solution: Smooth ER performs lipid synthesis and detoxification.</w:t>
+        <w:t>Solution: ✅ Correct Answer: A. Smooth endoplasmic reticulum | 🧠 Clinical Rationale: Smooth ER performs lipid synthesis and detoxification. | ❌ Why Not Others? | B — Rough ER: not the appropriate nursing action here | C — Lysosome: not the appropriate nursing action here | D — Centrosome: not the appropriate nursing action here | ⚠️ Exam Trap: Read the exact question — the correct fact and its look-alike options are easy to interchange. | 💎 PNC Pearl: Smooth endoplasmic reticulum → Smooth ER performs lipid synthesis and detoxification</w:t>
       </w:r>
     </w:p>
     <w:p>
@@ -3859,7 +3859,7 @@
     </w:p>
     <w:p>
       <w:r>
-        <w:t>Solution: Back care stimulates circulation, prevents pressure injuries, and promotes comfort.</w:t>
+        <w:t>Solution: ✅ Correct Answer: A. During the bath and at bedtime | 🧠 Clinical Rationale: Back care stimulates circulation, prevents pressure injuries, and promotes comfort. | ❌ Why Not Others? | B — Only at admission: not the appropriate nursing action here | C — Once a week: not the appropriate nursing action here | D — Only when requested: not the appropriate nursing action here | ⚠️ Exam Trap: Read the exact question — the correct fact and its look-alike options are easy to interchange. | 💎 PNC Pearl: During the bath and at bedtime → Back care stimulates circulation, prevents pressure injuries, and promotes comfort</w:t>
       </w:r>
     </w:p>
     <w:p>
@@ -3904,7 +3904,7 @@
     </w:p>
     <w:p>
       <w:r>
-        <w:t>Solution: Renal diet controls K, P, Na, and fluids.</w:t>
+        <w:t>Solution: ✅ Correct Answer: A. Potassium, phosphorus, sodium, and fluid | 🧠 Clinical Rationale: Renal diet controls K, P, Na, and fluids. | ❌ Why Not Others? | B — Carbohydrates: Glucose from carbohydrates is the preferred fuel, especially for the brain. | C — Only water: not the appropriate nursing action here | D — Proteins completely: not the appropriate nursing action here | ⚠️ Exam Trap: Read the exact question — the correct fact and its look-alike options are easy to interchange. | 💎 PNC Pearl: Potassium, phosphorus, sodium, and fluid → Renal diet controls K, P, Na, and fluids</w:t>
       </w:r>
     </w:p>
     <w:p>
@@ -3949,7 +3949,7 @@
     </w:p>
     <w:p>
       <w:r>
-        <w:t>Solution: The thyroid cartilage of the larynx forms the laryngeal prominence.</w:t>
+        <w:t>Solution: ✅ Correct Answer: A. Thyroid cartilage | 🧠 Clinical Rationale: The thyroid cartilage of the larynx forms the laryngeal prominence. | ❌ Why Not Others? | B — Cricoid cartilage: not the appropriate nursing action here | C — Epiglottis: The epiglottis closes the laryngeal inlet during swallowing. | D — Hyoid bone: The U-shaped hyoid anchors tongue muscles and is not articulated with other bones. | ⚠️ Exam Trap: Read the exact question — the correct fact and its look-alike options are easy to interchange. | 💎 PNC Pearl: Thyroid cartilage → of the larynx forms the laryngeal prominence</w:t>
       </w:r>
     </w:p>
     <w:p>
@@ -3994,7 +3994,7 @@
     </w:p>
     <w:p>
       <w:r>
-        <w:t>Solution: Scrotal support and elevation ease symptoms.</w:t>
+        <w:t>Solution: ✅ Correct Answer: A. Relieve pain and reduce swelling | 🧠 Clinical Rationale: Scrotal support and elevation ease symptoms. | ❌ Why Not Others? | B — Increase blood flow: not the appropriate nursing action here | C — Prevent fertility: not the appropriate nursing action here | D — Cool the area: Cool running water relieves pain and limits tissue damage; ice, butter, and bursting blisters worsen injury. | ⚠️ Exam Trap: Read the exact question — the correct fact and its look-alike options are easy to interchange. | 💎 PNC Pearl: Relieve pain and reduce swelling → Scrotal support and elevation ease symptoms</w:t>
       </w:r>
     </w:p>
     <w:p>
@@ -4039,7 +4039,7 @@
     </w:p>
     <w:p>
       <w:r>
-        <w:t>Solution: Glucagon from alpha cells raises blood glucose.</w:t>
+        <w:t>Solution: ✅ Correct Answer: A. Glucagon | 🧠 Clinical Rationale: Glucagon from alpha cells raises blood glucose. | ❌ Why Not Others? | B — Insulin: Beta cells secrete insulin; alpha cells glucagon. | C — Cortisol only: not the appropriate nursing action here | D — Aldosterone: Acts on the DCT for Na+/K+ exchange. | ⚠️ Exam Trap: Read the exact question — the correct fact and its look-alike options are easy to interchange. | 💎 PNC Pearl: Glucagon → from alpha cells raises blood glucose</w:t>
       </w:r>
     </w:p>
     <w:p>
@@ -4084,7 +4084,7 @@
     </w:p>
     <w:p>
       <w:r>
-        <w:t>Solution: MCTS (now RCH portal) ensures follow-up of beneficiaries.</w:t>
+        <w:t>Solution: ✅ Correct Answer: A. Track pregnant women and children for service delivery | 🧠 Clinical Rationale: MCTS (now RCH portal) ensures follow-up of beneficiaries. | ❌ Why Not Others? | B — Only billing: not the appropriate nursing action here | C — Only census: not the appropriate nursing action here | D — Only education: not the appropriate nursing action here | ⚠️ Exam Trap: Read the exact question — the correct fact and its look-alike options are easy to interchange. | 💎 PNC Pearl: Track pregnant women and children for service delivery → MCTS (now RCH portal) ensures follow-up of beneficiaries</w:t>
       </w:r>
     </w:p>
     <w:p>
@@ -4129,7 +4129,7 @@
     </w:p>
     <w:p>
       <w:r>
-        <w:t>Solution: IFA supplements prevent anaemia in pregnancy.</w:t>
+        <w:t>Solution: ⚠ MULTIPLE MATCHES: ✅ Correct Answer: A. Iron and Folic Acid | 🧠 Clinical Rationale: IFA supplements prevent anaemia in pregnancy. | ❌ Why Not Others? | B — Iron and Fatty Acid: not the appropriate nursing action here | C — Iodine and Folic Acid: not the appropriate nursing action here | D — Iron and Ferrous Acid: not the appropriate nursing action here | ⚠️ Exam Trap: Don’t confuse "Iron and Folic Acid" with "Iron and Fatty Acid" — they look alike and are easy to interchange. | 💎 PNC Pearl: Iron and Folic Acid → IFA supplements prevent anaemia in pregnancy || ✅ Correct Answer: A. Iron and Folic Acid | 🧠 Clinical Rationale: IFA tablets prevent anaemia in pregnancy. | ❌ Why Not Others? | B — Iron and Fatty Acid: not the appropriate nursing action here | C — Iodine and Folic Acid: not the appropriate nursing action here | D — Iron and Ferrous Acid: not the appropriate nursing action here | ⚠️ Exam Trap: Don’t confuse "Iron and Folic Acid" with "Iron and Fatty Acid" — they look alike and are easy to interchange. | 💎 PNC Pearl: Iron and Folic Acid → IFA tablets prevent anaemia in pregnancy</w:t>
       </w:r>
     </w:p>
     <w:p>
@@ -4174,7 +4174,7 @@
     </w:p>
     <w:p>
       <w:r>
-        <w:t>Solution: NPPA fixes prices of scheduled essential medicines.</w:t>
+        <w:t>Solution: ✅ Correct Answer: A. Prices of essential medicines | 🧠 Clinical Rationale: NPPA fixes prices of scheduled essential medicines. | ❌ Why Not Others? | B — Salaries of doctors: not the appropriate nursing action here | C — Hospital beds: not the appropriate nursing action here | D — Ambulances: Referral transport is available for high-risk mothers and emergencies. | ⚠️ Exam Trap: Read the exact question — the correct fact and its look-alike options are easy to interchange. | 💎 PNC Pearl: Prices of essential medicines → NPPA fixes prices of scheduled essential medicines</w:t>
       </w:r>
     </w:p>
     <w:p>
@@ -4219,7 +4219,7 @@
     </w:p>
     <w:p>
       <w:r>
-        <w:t>Solution: WIFS gives weekly IFA to adolescents to reduce anaemia.</w:t>
+        <w:t>Solution: ✅ Correct Answer: A. Adolescent boys and girls | 🧠 Clinical Rationale: WIFS gives weekly IFA to adolescents to reduce anaemia. | ❌ Why Not Others? | B — Only pregnant women: not the appropriate nursing action here | C — Only lactating mothers: not the appropriate nursing action here | D — Only elderly: not the appropriate nursing action here | ⚠️ Exam Trap: Read the exact question — the correct fact and its look-alike options are easy to interchange. | 💎 PNC Pearl: Adolescent boys and girls → WIFS gives weekly IFA to adolescents to reduce anaemia</w:t>
       </w:r>
     </w:p>
     <w:p>
@@ -4264,7 +4264,7 @@
     </w:p>
     <w:p>
       <w:r>
-        <w:t>Solution: JSY encourages safe institutional deliveries with cash benefits.</w:t>
+        <w:t>Solution: ✅ Correct Answer: A. Janani Suraksha Yojana (JSY) | 🧠 Clinical Rationale: JSY encourages safe institutional deliveries with cash benefits. | ❌ Why Not Others? | B — JSSK: Janani Suraksha Yojana incentivizes institutional delivery. | C — RBSK: not the appropriate nursing action here | D — PMMVY: not the appropriate nursing action here | ⚠️ Exam Trap: Read the exact question — the correct fact and its look-alike options are easy to interchange. | 💎 PNC Pearl: Janani Suraksha Yojana (JSY) → JSY encourages safe institutional deliveries with cash benefits</w:t>
       </w:r>
     </w:p>
     <w:p>
@@ -4309,7 +4309,7 @@
     </w:p>
     <w:p>
       <w:r>
-        <w:t>Solution: RBSK screens children from birth to 18 years for 4 Ds.</w:t>
+        <w:t>Solution: ✅ Correct Answer: A. Rashtriya Bal Swasthya Karyakram | 🧠 Clinical Rationale: RBSK screens children from birth to 18 years for 4 Ds. | ❌ Why Not Others? | B — Rajasthan Bal Suraksha Kendra: not the appropriate nursing action here | C — Rural Bal Swasthya Karyakram: not the appropriate nursing action here | D — Rashtriya Balswaraj Kosh: not the appropriate nursing action here | ⚠️ Exam Trap: Don’t confuse "Rashtriya Bal Swasthya Karyakram" with "Rural Bal Swasthya Karyakram" — they look alike and are easy to interchange. | 💎 PNC Pearl: Rashtriya Bal Swasthya Karyakram → RBSK screens children from birth to 18 years for 4 Ds</w:t>
       </w:r>
     </w:p>
     <w:p>
@@ -4354,7 +4354,7 @@
     </w:p>
     <w:p>
       <w:r>
-        <w:t>Solution: Social marketing ensures affordable contraceptives widely.</w:t>
+        <w:t>Solution: ✅ Correct Answer: A. Available at subsidised rates through social marketing | 🧠 Clinical Rationale: Social marketing ensures affordable contraceptives widely. | ❌ Why Not Others? | B — Only free at hospitals: not the appropriate nursing action here | C — Only in private shops: not the appropriate nursing action here | D — Not available: not the appropriate nursing action here | ⚠️ Exam Trap: Read the exact question — the correct fact and its look-alike options are easy to interchange. | 💎 PNC Pearl: Available at subsidised rates through social marketing → Social marketing ensures affordable contraceptives widely</w:t>
       </w:r>
     </w:p>
     <w:p>
@@ -4399,7 +4399,7 @@
     </w:p>
     <w:p>
       <w:r>
-        <w:t>Solution: THR provides dry ration to children and mothers.</w:t>
+        <w:t>Solution: ✅ Correct Answer: A. Supplementary food given to beneficiaries at home | 🧠 Clinical Rationale: THR provides dry ration to children and mothers. | ❌ Why Not Others? | B — School meals: not the appropriate nursing action here | C — Hospital food: not the appropriate nursing action here | D — Junk food: not the appropriate nursing action here | ⚠️ Exam Trap: Read the exact question — the correct fact and its look-alike options are easy to interchange. | 💎 PNC Pearl: Supplementary food given to beneficiaries at home → THR provides dry ration to children and mothers</w:t>
       </w:r>
     </w:p>
     <w:p>
@@ -4444,7 +4444,7 @@
     </w:p>
     <w:p>
       <w:r>
-        <w:t>Solution: Immediate resuscitation and uterotonics manage PPH.</w:t>
+        <w:t>Solution: ✅ Correct Answer: A. Call for help, uterine massage, IV fluids, and oxytocin | 🧠 Clinical Rationale: Immediate resuscitation and uterotonics manage PPH. | ❌ Why Not Others? | B — Only observation: not the first response includes | C — Oral fluids: Complete I/O records include all intake sources. — not the first response includes | D — Transport without care: not the first response includes | ⚠️ Exam Trap: In priority questions, choose the immediate life-saving nursing action before notification, investigation, or documentation. | 🩺 Clinical Thinking: Recognize → Stabilize → Reassess → Escalate | 💎 PNC Pearl: Call for help, uterine massage, IV fluids, and oxytocin = the first response includes</w:t>
       </w:r>
     </w:p>
     <w:p>
@@ -4489,7 +4489,7 @@
     </w:p>
     <w:p>
       <w:r>
-        <w:t>Solution: PM-JAY covers cashless hospitalization in empanelled hospitals.</w:t>
+        <w:t>Solution: ✅ Correct Answer: A. Cashless and paperless secondary and tertiary hospital care | 🧠 Clinical Rationale: PM-JAY covers cashless hospitalization in empanelled hospitals. | ❌ Why Not Others? | B — Only outpatient care: not the appropriate nursing action here | C — Only medicines: not the appropriate nursing action here | D — Only diagnostics: not the appropriate nursing action here | ⚠️ Exam Trap: Read the exact question — the correct fact and its look-alike options are easy to interchange. | 💎 PNC Pearl: Cashless and paperless secondary and tertiary hospital care → PM-JAY covers cashless hospitalization in empanelled hospitals</w:t>
       </w:r>
     </w:p>
     <w:p>
@@ -4534,7 +4534,7 @@
     </w:p>
     <w:p>
       <w:r>
-        <w:t>Solution: Skin-to-skin and no pre-lacteal feeds promote early breastfeeding.</w:t>
+        <w:t>Solution: ✅ Correct Answer: A. Skin-to-skin contact and avoiding pre-lacteal feeds | 🧠 Clinical Rationale: Skin-to-skin and no pre-lacteal feeds promote early breastfeeding. | ❌ Why Not Others? | B — Giving honey first: not the appropriate nursing action here | C — Delaying feeds: not the appropriate nursing action here | D — Formula first: not the appropriate nursing action here | ⚠️ Exam Trap: Read the exact question — the correct fact and its look-alike options are easy to interchange. | 💎 PNC Pearl: Skin-to-skin contact and avoiding pre-lacteal feeds → Skin-to-skin and no pre-lacteal feeds promote early breastfeeding</w:t>
       </w:r>
     </w:p>
     <w:p>
@@ -4579,7 +4579,7 @@
     </w:p>
     <w:p>
       <w:r>
-        <w:t>Solution: Telemedicine nodes link PHCs to specialists for remote consultation.</w:t>
+        <w:t>Solution: ✅ Correct Answer: A. Remote specialist consultations at PHCs | 🧠 Clinical Rationale: Telemedicine nodes link PHCs to specialists for remote consultation. | ❌ Why Not Others? | B — Only X-rays: not the appropriate nursing action here | C — Only pharmacy: not the appropriate nursing action here | D — Only surgery: not the appropriate nursing action here | ⚠️ Exam Trap: Read the exact question — the correct fact and its look-alike options are easy to interchange. | 💎 PNC Pearl: Remote specialist consultations at PHCs → Telemedicine nodes link PHCs to specialists for remote consultation</w:t>
       </w:r>
     </w:p>
     <w:p>
@@ -4624,7 +4624,7 @@
     </w:p>
     <w:p>
       <w:r>
-        <w:t>Solution: NUHM serves urban areas with a population above 50,000.</w:t>
+        <w:t>Solution: ✅ Correct Answer: A. Cities and towns with over 50,000 population | 🧠 Clinical Rationale: NUHM serves urban areas with a population above 50,000. | ❌ Why Not Others? | B — Only villages: not the appropriate nursing action here | C — Only tribal areas: not the appropriate nursing action here | D — Only metro cities: not the appropriate nursing action here | ⚠️ Exam Trap: Read the exact question — the correct fact and its look-alike options are easy to interchange. | 💎 PNC Pearl: Cities and towns with over 50,000 population → NUHM serves urban areas with a population above 50,000</w:t>
       </w:r>
     </w:p>
     <w:p>
@@ -4669,7 +4669,7 @@
     </w:p>
     <w:p>
       <w:r>
-        <w:t>Solution: ECP is a single dose of levonorgestrel 1.5 mg taken within 72 hours (up to 120 h).</w:t>
+        <w:t>Solution: ✅ Correct Answer: A. As a single 1.5 mg dose within 72 hours | 🧠 Clinical Rationale: ECP is a single dose of levonorgestrel 1.5 mg taken within 72 hours (up to 120 h). | ❌ Why Not Others? | B — Daily for a month: not the appropriate nursing action here | C — Only after pregnancy: not the appropriate nursing action here | D — Only by men: not the appropriate nursing action here | ⚠️ Exam Trap: In priority questions, choose the immediate life-saving nursing action before notification, investigation, or documentation. | 🩺 Clinical Thinking: Recognize → Stabilize → Reassess → Escalate | 💎 PNC Pearl: As a single 1.5 mg dose within 72 hours → ECP is a single dose of levonorgestrel 1.5 mg taken within 72 hours (up to 120 h)</w:t>
       </w:r>
     </w:p>
     <w:p>
@@ -4714,7 +4714,7 @@
     </w:p>
     <w:p>
       <w:r>
-        <w:t>Solution: India's crude birth rate is about 20 per 1000 (SRS 2020).</w:t>
+        <w:t>Solution: ✅ Correct Answer: A. 20 per 1000 population | 🧠 Clinical Rationale: India's crude birth rate is about 20 per 1000 (SRS 2020). | ❌ Why Not Others? | B — 50: Rajasthan has 50 districts (after recent reorganisations). | C — 10: Rajasthan elects 10 members to the Rajya Sabha. | D — 5: not the appropriate nursing action here | ⚠️ Exam Trap: Don’t confuse "20 per 1000 population" with "10" — they look alike and are easy to interchange. | 💎 PNC Pearl: 20 per 1000 population → India's crude birth rate is about 20 per 1000 (SRS 2020)</w:t>
       </w:r>
     </w:p>
     <w:p>
@@ -4759,7 +4759,7 @@
     </w:p>
     <w:p>
       <w:r>
-        <w:t>Solution: The University of Rajasthan is in Jaipur.</w:t>
+        <w:t>Solution: ✅ Correct Answer: A. Jaipur | 🧠 Explanation: The University of Rajasthan is in Jaipur. | ❌ Why Not Others? | B — Jodhpur: Jodhpur = Blue City — not the correct location | C — Ajmer: The famous Sufi shrine of Khwaja Moinuddin Chishti is in Ajmer. — not the correct location | D — Bikaner: MGS University is in Bikaner. — not the correct location | ⚠️ Exam Trap: Read the exact question — the correct fact and its look-alike options are easy to interchange. | 💎 PNC GK Pearl: The University of Rajasthan is in Jaipur.</w:t>
       </w:r>
     </w:p>
     <w:p>
@@ -4804,7 +4804,7 @@
     </w:p>
     <w:p>
       <w:r>
-        <w:t>Solution: The Rani Sati temple is in Jhunjhunu town.</w:t>
+        <w:t>Solution: ✅ Correct Answer: A. Jhunjhunu | 🧠 Explanation: The Rani Sati temple is in Jhunjhunu town. | ❌ Why Not Others? | B — Churu: Tal Chhapar sanctuary in Churu protects blackbuck and desert birds. — not the correct location | C — Sikar: Mukundgarh and Ramgarh are in Sikar and Jhunjhunu respectively. — not the correct location | D — Jaipur: Jaipur = Sawai Man Singh II — not the correct location | ⚠️ Exam Trap: Read the exact question — the correct fact and its look-alike options are easy to interchange. | 💎 PNC GK Pearl: Jhunjhunu → The Rani Sati temple is in town</w:t>
       </w:r>
     </w:p>
     <w:p>
@@ -4849,7 +4849,7 @@
     </w:p>
     <w:p>
       <w:r>
-        <w:t>Solution: The NDA won the 2024 Lok Sabha elections; Modi took oath on 9 June 2024.</w:t>
+        <w:t>Solution: ✅ Correct Answer: A. June 2024 | 📰 Why: The NDA won the 2024 Lok Sabha elections; Modi took oath on 9 June 2024. | ❌ Why Not Others? | B — June 2019: not the correct fact here | C — April 2023: not the correct fact here | D — August 2025: not the correct fact here | ⚠️ Exam Trap: Read the exact question — the correct fact and its look-alike options are easy to interchange. | 💎 PNC CA Pearl: June 2024 → The NDA won the 2024 Lok Sabha elections; Modi took oath 9</w:t>
       </w:r>
     </w:p>
     <w:p>
@@ -4894,7 +4894,7 @@
     </w:p>
     <w:p>
       <w:r>
-        <w:t>Solution: Blood is slightly alkaline at pH 7.35-7.45.</w:t>
+        <w:t>Solution: ✅ Correct Answer: A. 7.4 | 🧠 Explanation: Blood is slightly alkaline at pH 7.35-7.45. | ❌ Why Not Others? | B — 7.0: not the correct fact here | C — 6.4: not the correct fact here | D — 8.5: not the correct fact here | ⚠️ Exam Trap: Read the exact question — the correct fact and its look-alike options are easy to interchange. | 💎 PNC GK Pearl: 7.4 → Blood is slightly alkaline at pH 7.35-7.45</w:t>
       </w:r>
     </w:p>
     <w:p>
@@ -4939,7 +4939,7 @@
     </w:p>
     <w:p>
       <w:r>
-        <w:t>Solution: Pressure (force/area) is measured in pascals.</w:t>
+        <w:t>Solution: ✅ Correct Answer: A. Pascal | 🧠 Explanation: Pressure (force/area) is measured in pascals. | ❌ Why Not Others? | B — Newton: Force is measured in newtons (N); work in joules. — not the SI unit of pressure | C — Joule: Work and energy are measured in joules. — not the SI unit of pressure | D — Watt: Power is measured in watts (J/s). — not the SI unit of pressure | ⚠️ Exam Trap: Match each unit to its exact quantity — units of related quantities are the classic trap. | 💎 PNC GK Pearl: Pascal = SI unit of pressure</w:t>
       </w:r>
     </w:p>
     <w:p>
@@ -4984,7 +4984,7 @@
     </w:p>
     <w:p>
       <w:r>
-        <w:t>Solution: Sambhar Lake spans Jaipur and Nagaur districts.</w:t>
+        <w:t>Solution: ✅ Correct Answer: A. Jaipur and Nagaur | 🧠 Explanation: Sambhar Lake spans Jaipur and Nagaur districts. | ❌ Why Not Others? | B — Ajmer and Pali: not the largest salt-producing lake | C — Jodhpur and Barmer: not the largest salt-producing lake | D — Sikar and Jhunjhunu: not the largest salt-producing lake | ⚠️ Exam Trap: Read the exact question — the correct fact and its look-alike options are easy to interchange. | 💎 PNC GK Pearl: Jaipur and Nagaur = the largest salt-producing lake</w:t>
       </w:r>
     </w:p>
     <w:p>
@@ -5029,7 +5029,7 @@
     </w:p>
     <w:p>
       <w:r>
-        <w:t>Solution: The 37th National Games were held in Goa in October–November 2023.</w:t>
+        <w:t>Solution: ✅ Correct Answer: A. Goa | 📰 Why: The 37th National Games were held in Goa in October–November 2023. | ❌ Why Not Others? | B — Gujarat: not the correct fact here | C — Kerala: not the correct fact here | D — Manipur: not the correct fact here | ⚠️ Exam Trap: Read the exact question — the correct fact and its look-alike options are easy to interchange. | 💎 PNC CA Pearl: Goa → The 37th National Games were held in in October–November 2023</w:t>
       </w:r>
     </w:p>
     <w:p>
@@ -5074,7 +5074,7 @@
     </w:p>
     <w:p>
       <w:r>
-        <w:t>Solution: Masuda is in Ajmer district.</w:t>
+        <w:t>Solution: ✅ Correct Answer: A. Ajmer | 🧠 Explanation: Masuda is in Ajmer district. | ❌ Why Not Others? | B — Pali: Ranakpur (Pali district) houses the magnificent Adinath Jain temple. | C — Rajsamand: Kumbhalgarh town lies in Rajsamand district. | D — Bhilwara: Shahpura (Bhilwara) has frescoed havelis. | ⚠️ Exam Trap: Read the exact question — the correct fact and its look-alike options are easy to interchange. | 💎 PNC GK Pearl: Ajmer → Masuda is in district</w:t>
       </w:r>
     </w:p>
     <w:p>
@@ -5119,7 +5119,7 @@
     </w:p>
     <w:p>
       <w:r>
-        <w:t>Solution: The FY25 fiscal deficit target was 4.9% of GDP.</w:t>
+        <w:t>Solution: ✅ Correct Answer: A. 4.9% of GDP | 📰 Why: The FY25 fiscal deficit target was 4.9% of GDP. | ❌ Why Not Others? | B — 3%: not the correct fact here | C — 6.5%: not the correct fact here | D — 8%: not the correct fact here | ⚠️ Exam Trap: Read the exact question — the correct fact and its look-alike options are easy to interchange. | 💎 PNC CA Pearl: The FY25 fiscal deficit target was 4.9% of GDP.</w:t>
       </w:r>
     </w:p>
     <w:p>
@@ -5164,7 +5164,7 @@
     </w:p>
     <w:p>
       <w:r>
-        <w:t>Solution: Baati with dal and churma is Rajasthan's signature food.</w:t>
+        <w:t>Solution: ✅ Correct Answer: A. Rajasthan | 🧠 Explanation: Baati with dal and churma is Rajasthan's signature food. | ❌ Why Not Others? | B — Punjab: The IGNP starts at Harike barrage in Punjab and flows through Rajasthan. | C — Gujarat: Has the longest coastline (about 1600 km). | D — Bihar: not the correct fact here | ⚠️ Exam Trap: Read the exact question — the correct fact and its look-alike options are easy to interchange. | 💎 PNC GK Pearl: Rajasthan → Baati with dal and churma is 's signature food</w:t>
       </w:r>
     </w:p>
     <w:p>
@@ -5209,7 +5209,7 @@
     </w:p>
     <w:p>
       <w:r>
-        <w:t>Solution: The Chief Justice of India (or senior-most judge) administers the presidential oath.</w:t>
+        <w:t>Solution: ✅ Correct Answer: A. Chief Justice of India | 🧠 Explanation: The Chief Justice of India (or senior-most judge) administers the presidential oath. | ❌ Why Not Others? | B — Prime Minister: not the correct fact here | C — Vice President: not the correct fact here | D — Speaker of Lok Sabha: not the correct fact here | ⚠️ Exam Trap: Read the exact question — the correct fact and its look-alike options are easy to interchange. | 💎 PNC GK Pearl: Chief Justice of India → (or senior-most judge) administers the presidential oath</w:t>
       </w:r>
     </w:p>
     <w:p>
@@ -5254,7 +5254,7 @@
     </w:p>
     <w:p>
       <w:r>
-        <w:t>Solution: The Bengal tiger is the national animal; the peacock the national bird.</w:t>
+        <w:t>Solution: ✅ Correct Answer: A. Tiger | 🧠 Explanation: The Bengal tiger is the national animal; the peacock the national bird. | ❌ Why Not Others? | B — Elephant: not the correct fact here | C — Lion: not the correct fact here | D — Leopard: Kumbhalgarh sanctuary shelters wolves and leopards. | ⚠️ Exam Trap: Read the exact question — the correct fact and its look-alike options are easy to interchange. | 💎 PNC GK Pearl: Tiger → The Bengal is the national animal; the peacock the national bird</w:t>
       </w:r>
     </w:p>
     <w:p>
@@ -5299,7 +5299,7 @@
     </w:p>
     <w:p>
       <w:r>
-        <w:t>Solution: Kanak Vrindavan is a garden near Amber.</w:t>
+        <w:t>Solution: ✅ Correct Answer: A. Amber (Jaipur) | 🧠 Explanation: Kanak Vrindavan is a garden near Amber. | ❌ Why Not Others? | B — Jodhpur: Jodhpur = Blue City | C — Bikaner: MGS University is in Bikaner. | D — Udaipur: Udaipur = Maharana Pratap | ⚠️ Exam Trap: Read the exact question — the correct fact and its look-alike options are easy to interchange. | 💎 PNC GK Pearl: Amber (Jaipur) → Kanak Vrindavan is a garden near Amber</w:t>
       </w:r>
     </w:p>
     <w:p>
@@ -5344,7 +5344,7 @@
     </w:p>
     <w:p>
       <w:r>
-        <w:t>Solution: An adult has about 5 litres of blood.</w:t>
+        <w:t>Solution: ✅ Correct Answer: A. 5 litres | 🧠 Explanation: An adult has about 5 litres of blood. | ❌ Why Not Others? | B — 1 litre: not the correct fact here | C — 10 litres: not the correct fact here | D — 2 litres: not the correct fact here | ⚠️ Exam Trap: Read the exact question — the correct fact and its look-alike options are easy to interchange. | 💎 PNC GK Pearl: 5 litres → An adult has about of blood</w:t>
       </w:r>
     </w:p>
     <w:p>
@@ -5389,7 +5389,7 @@
     </w:p>
     <w:p>
       <w:r>
-        <w:t>Solution: Nirmala Sitharaman presented the Union Budget for 2024-25 in July 2024.</w:t>
+        <w:t>Solution: ✅ Correct Answer: A. Nirmala Sitharaman | 🧠 Explanation: Nirmala Sitharaman presented the Union Budget for 2024-25 in July 2024. | ❌ Why Not Others? | B — Smt. Smriti Irani: not the correct fact here | C — Smt. Harsimrat Kaur: not the correct fact here | D — Smt. Meenakshi Lekhi: not the correct fact here | ⚠️ Exam Trap: Read the exact question — the correct fact and its look-alike options are easy to interchange. | 💎 PNC GK Pearl: Nirmala Sitharaman → presented the Union Budget for 2024-25 in July 2024</w:t>
       </w:r>
     </w:p>
     <w:p>
@@ -5434,7 +5434,7 @@
     </w:p>
     <w:p>
       <w:r>
-        <w:t>Solution: The irregular plural of 'foot' is 'feet'.</w:t>
+        <w:t>Solution: ✅ Correct Answer: A. Feet | 🧠 Grammar Rule: The irregular plural of 'foot' is 'feet'. | ❌ Why Not Others? | B — Foots: not the correct answer here | C — Feets: not the correct answer here | D — Footes: not the correct answer here | ⚠️ Exam Trap: Don’t confuse "Feet" with "Feets" — they look alike and are easy to interchange. | 📌 Rule to Remember: Feet → The irregular plural of 'foot' is ' '</w:t>
       </w:r>
     </w:p>
     <w:p>
@@ -5479,7 +5479,7 @@
     </w:p>
     <w:p>
       <w:r>
-        <w:t>Solution: The future perfect 'will have worked' expresses completion by a future time.</w:t>
+        <w:t>Solution: ✅ Correct Answer: A. will have worked | 🧠 Grammar Rule: The future perfect 'will have worked' expresses completion by a future time. | ❌ Why Not Others? | B — works: 'Hard' is the adverb of effort; 'hardly' means almost not at all. | C — worked: not the correct answer here | D — is working: not the correct answer here | ⚠️ Exam Trap: Don’t confuse "will have worked" with "worked" — they look alike and are easy to interchange. | 📌 Rule to Remember: will have worked → The future perfect ' ' expresses completion by a future time</w:t>
       </w:r>
     </w:p>
     <w:p>
@@ -5524,7 +5524,7 @@
     </w:p>
     <w:p>
       <w:r>
-        <w:t>Solution: 'चिकित्सा' का पर्यायवाची 'इलाज' है।</w:t>
+        <w:t>Solution: ✅ Correct Answer: A. इलाज | 🧠 Grammar Rule: 'चिकित्सा' का पर्यायवाची 'इलाज' है। | ❌ Why Not Others? | B — रोग: not the correct answer here | C — पीड़ा: not the correct answer here | D — कष्ट: not the correct answer here | ⚠️ Exam Trap: Read the exact question — the correct fact and its look-alike options are easy to interchange. | 📌 Rule to Remember: इलाज → चिकित्सा' का पर्यायवाची ' ' है।</w:t>
       </w:r>
     </w:p>
     <w:p>
@@ -5569,7 +5569,7 @@
     </w:p>
     <w:p>
       <w:r>
-        <w:t>Solution: An aviary is a large enclosure for birds.</w:t>
+        <w:t>Solution: ✅ Correct Answer: A. Aviary | 🧠 Grammar Rule: An aviary is a large enclosure for birds. | ❌ Why Not Others? | B — Apiary: An apiary is a bee farm; an aviary houses birds. | C — Aquarium: not the correct answer here | D — Stable: not the correct answer here | ⚠️ Exam Trap: Read the exact question — the correct fact and its look-alike options are easy to interchange. | 📌 Rule to Remember: Aviary → a large enclosure for birds</w:t>
       </w:r>
     </w:p>
     <w:p>
@@ -5614,7 +5614,7 @@
     </w:p>
     <w:p>
       <w:r>
-        <w:t>Solution: 'प्रशंसा' का विलोम 'निंदा' है।</w:t>
+        <w:t>Solution: ✅ Correct Answer: A. निंदा | 🧠 Grammar Rule: 'प्रशंसा' का विलोम 'निंदा' है। | ❌ Why Not Others? | B — स्तुति: not the correct answer here | C — वाहवाही: not the correct answer here | D — आदर: not the correct answer here | ⚠️ Exam Trap: Read the exact question — the correct fact and its look-alike options are easy to interchange. | 📌 Rule to Remember: निंदा → प्रशंसा' का विलोम ' ' है।</w:t>
       </w:r>
     </w:p>
     <w:p>
@@ -5659,7 +5659,7 @@
     </w:p>
     <w:p>
       <w:r>
-        <w:t>Solution: 'विस्तार' का विलोम 'संकोच' है।</w:t>
+        <w:t>Solution: ✅ Correct Answer: A. संकोच | 🧠 Grammar Rule: 'विस्तार' का विलोम 'संकोच' है। | ❌ Why Not Others? | B — बढ़ाव: not the correct answer here | C — प्रसार: not the correct answer here | D — फैलाव: not the correct answer here | ⚠️ Exam Trap: Read the exact question — the correct fact and its look-alike options are easy to interchange. | 📌 Rule to Remember: संकोच → विस्तार' का विलोम ' ' है।</w:t>
       </w:r>
     </w:p>
     <w:p>
@@ -5704,7 +5704,7 @@
     </w:p>
     <w:p>
       <w:r>
-        <w:t>Solution: 'Red' describes the noun 'car', so it is an adjective.</w:t>
+        <w:t>Solution: ✅ Correct Answer: A. Adjective | 🧠 Grammar Rule: 'Red' describes the noun 'car', so it is an adjective. | ❌ Why Not Others? | B — Adverb: 'Beautifully' modifies the verb 'sings', so it is an adverb. | C — Noun: 'Honesty' names a quality, so it is an abstract noun. | D — Pronoun: 'We' replaces a noun and is a pronoun. | ⚠️ Exam Trap: Read the exact question — the correct fact and its look-alike options are easy to interchange. | 📌 Rule to Remember: 'Red' describes the noun 'car', so it is an adjective.</w:t>
       </w:r>
     </w:p>
     <w:p>
@@ -5749,7 +5749,7 @@
     </w:p>
     <w:p>
       <w:r>
-        <w:t>Solution: A contagious disease spreads by direct contact.</w:t>
+        <w:t>Solution: ✅ Correct Answer: A. Contagious | 🧠 Grammar Rule: A contagious disease spreads by direct contact. | ❌ Why Not Others? | B — Congenital: not the correct answer here | C — Hereditary: not the correct answer here | D — Chronic: not the correct answer here | ⚠️ Exam Trap: Read the exact question — the correct fact and its look-alike options are easy to interchange. | 📌 Rule to Remember: Contagious → disease spreads by direct contact</w:t>
       </w:r>
     </w:p>
     <w:p>
@@ -5794,7 +5794,7 @@
     </w:p>
     <w:p>
       <w:r>
-        <w:t>Solution: 'सघन' का विलोम 'विरल' है।</w:t>
+        <w:t>Solution: ✅ Correct Answer: A. विरल | 🧠 Grammar Rule: 'सघन' का विलोम 'विरल' है। | ❌ Why Not Others? | B — घना: not the correct answer here | C — गहरा: not the correct answer here | D — भरा: not the correct answer here | ⚠️ Exam Trap: Read the exact question — the correct fact and its look-alike options are easy to interchange. | 📌 Rule to Remember: विरल → सघन' का विलोम ' ' है।</w:t>
       </w:r>
     </w:p>
     <w:p>
@@ -5839,7 +5839,7 @@
     </w:p>
     <w:p>
       <w:r>
-        <w:t>Solution: 'Adequate' means enough; 'sufficient' is its synonym.</w:t>
+        <w:t>Solution: ✅ Correct Answer: A. Sufficient | 🧠 Grammar Rule: 'Adequate' means enough; 'sufficient' is its synonym. | ❌ Why Not Others? | B — Insufficient: not the correct answer here | C — Deficient: not the correct answer here | D — Scarce: Abundant (plentiful) is opposite to scarce. | ⚠️ Exam Trap: Don’t confuse "Sufficient" with "Insufficient" — they look alike and are easy to interchange. | 📌 Rule to Remember: Sufficient → Adequate' means enough; ' ' is its synonym</w:t>
       </w:r>
     </w:p>
     <w:p>
@@ -5884,7 +5884,7 @@
     </w:p>
     <w:p>
       <w:r>
-        <w:t>Solution: The passive simple past 'was written' fits 'yesterday'.</w:t>
+        <w:t>Solution: ✅ Correct Answer: A. was written | 🧠 Grammar Rule: The passive simple past 'was written' fits 'yesterday'. | ❌ Why Not Others? | B — is written: not the correct answer here | C — wrote: not the correct answer here | D — has wrote: not the correct answer here | ⚠️ Exam Trap: Read the exact question — the correct fact and its look-alike options are easy to interchange. | 📌 Rule to Remember: was written → The passive simple past ' ' fits 'yesterday'</w:t>
       </w:r>
     </w:p>
     <w:p>
@@ -5929,7 +5929,7 @@
     </w:p>
     <w:p>
       <w:r>
-        <w:t>Solution: 'अन्न' का अर्थ अनाज या भोजन है।</w:t>
+        <w:t>Solution: ✅ Correct Answer: A. भोजन/अनाज | 🧠 Grammar Rule: 'अन्न' का अर्थ अनाज या भोजन है। | ❌ Why Not Others? | B — जल: 'पानी' का पर्यायवाची 'जल' है। | C — वस्त्र: not the correct answer here | D — गृह: 'घर' का पर्यायवाची 'गृह' है। | ⚠️ Exam Trap: Read the exact question — the correct fact and its look-alike options are easy to interchange. | 📌 Rule to Remember: भोजन/अनाज → अन्न' का अर्थ अनाज या भोजन है।</w:t>
       </w:r>
     </w:p>
     <w:p>
@@ -5974,7 +5974,7 @@
     </w:p>
     <w:p>
       <w:r>
-        <w:t>Solution: 'ईय' प्रत्यय है; मूल शब्द 'राष्ट्र'।</w:t>
+        <w:t>Solution: ✅ Correct Answer: A. ईय | 🧠 Grammar Rule: 'ईय' प्रत्यय है; मूल शब्द 'राष्ट्र'। | ❌ Why Not Others? | B — राष्ट्र: not the correct answer here | C — ट्र: not the correct answer here | D — राष्ट्री: not the correct answer here | ⚠️ Exam Trap: Read the exact question — the correct fact and its look-alike options are easy to interchange. | 📌 Rule to Remember: ईय → प्रत्यय है; मूल शब्द 'राष्ट्र'।</w:t>
       </w:r>
     </w:p>
     <w:p>
@@ -6019,7 +6019,7 @@
     </w:p>
     <w:p>
       <w:r>
-        <w:t>Solution: A cannibal eats human flesh.</w:t>
+        <w:t>Solution: ✅ Correct Answer: A. Cannibal | 🧠 Grammar Rule: A cannibal eats human flesh. | ❌ Why Not Others? | B — Vegetarian: not the correct answer here | C — Herbivore: not the correct answer here | D — Omnivore: not the correct answer here | ⚠️ Exam Trap: Read the exact question — the correct fact and its look-alike options are easy to interchange. | 📌 Rule to Remember: Cannibal → eats human flesh</w:t>
       </w:r>
     </w:p>
     <w:p>
@@ -6064,7 +6064,7 @@
     </w:p>
     <w:p>
       <w:r>
-        <w:t>Solution: 'धरती' का पर्यायवाची 'भूमि' है।</w:t>
+        <w:t>Solution: ✅ Correct Answer: A. भूमि | 🧠 Grammar Rule: 'धरती' का पर्यायवाची 'भूमि' है। | ❌ Why Not Others? | B — आकाश: 'नभ' का अर्थ आकाश है। | C — समुद्र: 'जलधि' अर्थात जल का भंडार — समुद्र। | D — पर्वत: not the correct answer here | ⚠️ Exam Trap: Read the exact question — the correct fact and its look-alike options are easy to interchange. | 📌 Rule to Remember: भूमि → धरती' का पर्यायवाची ' ' है।</w:t>
       </w:r>
     </w:p>
     <w:p>
@@ -6109,7 +6109,7 @@
     </w:p>
     <w:p>
       <w:r>
-        <w:t>Solution: NAS provides centralized file storage on a network.</w:t>
+        <w:t>Solution: ✅ Correct Answer: A. Network-attached storage for shared access | 🧠 Explanation: NAS provides centralized file storage on a network. | ❌ Why Not Others? | B — A type of monitor: not the correct option here | C — A printer: not the correct option here | D — A graphics card: not the correct option here | ⚠️ Exam Trap: Read the exact question — the correct fact and its look-alike options are easy to interchange. | 💎 PNC Pearl: Network-attached storage for shared access → NAS provides centralized file storage on a network</w:t>
       </w:r>
     </w:p>
     <w:p>
@@ -6154,7 +6154,7 @@
     </w:p>
     <w:p>
       <w:r>
-        <w:t>Solution: Safe Mode loads only essential drivers for troubleshooting.</w:t>
+        <w:t>Solution: ✅ Correct Answer: A. Minimal drivers and services | 🧠 Explanation: Safe Mode loads only essential drivers for troubleshooting. | ❌ Why Not Others? | B — All programs: not the correct option here | C — No internet only: not the correct option here | D — Deleted files: Go to the Recycle Bin from which they can be restored. | ⚠️ Exam Trap: Read the exact question — the correct fact and its look-alike options are easy to interchange. | 💎 PNC Pearl: Minimal drivers and services → Safe Mode loads only essential drivers for troubleshooting</w:t>
       </w:r>
     </w:p>
     <w:p>
@@ -6199,7 +6199,7 @@
     </w:p>
     <w:p>
       <w:r>
-        <w:t>Solution: Relational databases (MySQL, Oracle) organize data into tables.</w:t>
+        <w:t>Solution: ✅ Correct Answer: A. Tables with rows and columns | 🧠 Explanation: Relational databases (MySQL, Oracle) organize data into tables. | ❌ Why Not Others? | B — Only one file: not the correct option here | C — Images: Projectors enlarge computer output for audiences. | D — Charts: not the correct option here | ⚠️ Exam Trap: Read the exact question — the correct fact and its look-alike options are easy to interchange. | 💎 PNC Pearl: Tables with rows and columns → Relational databases (MySQL, Oracle) organize data into tables</w:t>
       </w:r>
     </w:p>
     <w:p>
@@ -6244,7 +6244,7 @@
     </w:p>
     <w:p>
       <w:r>
-        <w:t>Solution: Home goes to line start; End to line end.</w:t>
+        <w:t>Solution: ✅ Correct Answer: A. Beginning of the line | 🧠 Explanation: Home goes to line start; End to line end. | ❌ Why Not Others? | B — End of the line: End moves to the end of the current line. | C — Top of the file only: not the correct option here | D — Next page: not the correct option here | ⚠️ Exam Trap: Don’t confuse "Beginning of the line" with "End of the line" — they look alike and are easy to interchange. | 💎 PNC Pearl: Beginning of the line → Home goes to line start; End to line end</w:t>
       </w:r>
     </w:p>
     <w:p>
@@ -6289,7 +6289,7 @@
     </w:p>
     <w:p>
       <w:r>
-        <w:t>Solution: Tim Berners-Lee created the WWW in 1989 at CERN.</w:t>
+        <w:t>Solution: ✅ Correct Answer: A. Tim Berners-Lee | 🧠 Explanation: Tim Berners-Lee created the WWW in 1989 at CERN. | ❌ Why Not Others? | B — Bill Gates: not the correct option here | C — Steve Jobs: not the correct option here | D — Charles Babbage: Charles Babbage = Computer | ⚠️ Exam Trap: Read the exact question — the correct fact and its look-alike options are easy to interchange. | 💎 PNC Pearl: Tim Berners-Lee → created the WWW in 1989 at CERN</w:t>
       </w:r>
     </w:p>
     <w:p>
@@ -6334,7 +6334,7 @@
     </w:p>
     <w:p>
       <w:r>
-        <w:t>Solution: Spring is a popular Java application framework.</w:t>
+        <w:t>Solution: ✅ Correct Answer: A. Java | 🧠 Explanation: Spring is a popular Java application framework. | ❌ Why Not Others? | B — Python: Django is a high-level Python web framework. | C — C#: not the correct option here | D — PHP: not the correct option here | ⚠️ Exam Trap: Read the exact question — the correct fact and its look-alike options are easy to interchange. | 💎 PNC Pearl: Java → Spring is a popular application framework</w:t>
       </w:r>
     </w:p>
     <w:p>
@@ -6379,7 +6379,7 @@
     </w:p>
     <w:p>
       <w:r>
-        <w:t>Solution: Ethernet is standardized as IEEE 802.3.</w:t>
+        <w:t>Solution: ✅ Correct Answer: A. 802.3 | 🧠 Explanation: Ethernet is standardized as IEEE 802.3. | ❌ Why Not Others? | B — 802.11: IEEE 802.11 family defines Wi-Fi standards (a/b/g/n/ac/ax). | C — 802.5: not the correct option here | D — 1364: an incorrect year | ⚠️ Exam Trap: Never guess years — fix each year to its exact event before choosing. | 💎 PNC Pearl: 802.3 → Ethernet is standardized as IEEE</w:t>
       </w:r>
     </w:p>
     <w:p>
@@ -6424,7 +6424,7 @@
     </w:p>
     <w:p>
       <w:r>
-        <w:t>Solution: Zoom only alters on-screen magnification.</w:t>
+        <w:t>Solution: ✅ Correct Answer: A. Changes the display size, not the file | 🧠 Explanation: Zoom only alters on-screen magnification. | ❌ Why Not Others? | B — Changes the file size: not the correct option here | C — Prints larger: not the correct option here | D — Deletes content: not the correct option here | ⚠️ Exam Trap: Don’t confuse "Changes the display size, not the file" with "Changes the file size" — they look alike and are easy to interchange. | 💎 PNC Pearl: Changes the display size, not the file → Zoom only alters on-screen magnification</w:t>
       </w:r>
     </w:p>
     <w:p>
@@ -6469,7 +6469,7 @@
     </w:p>
     <w:p>
       <w:r>
-        <w:t>Solution: Windows Calculator offers standard, scientific, and programmer modes.</w:t>
+        <w:t>Solution: ✅ Correct Answer: A. Scientific and programmer modes | 🧠 Explanation: Windows Calculator offers standard, scientific, and programmer modes. | ❌ Why Not Others? | B — Only basic mode: not the correct option here | C — Only currency: not the correct option here | D — No modes: not the correct option here | ⚠️ Exam Trap: Read the exact question — the correct fact and its look-alike options are easy to interchange. | 💎 PNC Pearl: Scientific and programmer modes → Windows Calculator offers standard, scientific, and programmer modes</w:t>
       </w:r>
     </w:p>
     <w:p>
@@ -6514,7 +6514,7 @@
     </w:p>
     <w:p>
       <w:r>
-        <w:t>Solution: Ctrl+H opens Find and Replace with the Replace tab active.</w:t>
+        <w:t>Solution: ✅ Correct Answer: A. Ctrl + H | 🧠 Explanation: Ctrl+H opens Find and Replace with the Replace tab active. | ❌ Why Not Others? | B — Ctrl + F only: not the correct option here | C — Ctrl + G: not the correct option here | D — Ctrl + R: not the correct option here | ⚠️ Exam Trap: Read the exact question — the correct fact and its look-alike options are easy to interchange. | 💎 PNC Pearl: Ctrl + H → Ctrl+H opens Find and Replace with the Replace tab active</w:t>
       </w:r>
     </w:p>
     <w:p>
@@ -6559,7 +6559,7 @@
     </w:p>
     <w:p>
       <w:r>
-        <w:t>Solution: Octal digits range 0-7.</w:t>
+        <w:t>Solution: ✅ Correct Answer: A. 8 | 🧠 Explanation: Octal digits range 0-7. | ❌ Why Not Others? | B — 2: not the correct option here | C — 10: 1010₂ = 8 + 0 + 2 + 0 = 10. | D — 16: Hexadecimal uses 0-9 and A-F. | ⚠️ Exam Trap: Read the exact question — the correct fact and its look-alike options are easy to interchange. | 💎 PNC Pearl: 8 → Octal digits range 0-7</w:t>
       </w:r>
     </w:p>
     <w:p>
@@ -6604,7 +6604,7 @@
     </w:p>
     <w:p>
       <w:r>
-        <w:t>Solution: RAID 1 duplicates data for fault tolerance.</w:t>
+        <w:t>Solution: ✅ Correct Answer: A. Mirrors data across two drives | 🧠 Explanation: RAID 1 duplicates data for fault tolerance. | ❌ Why Not Others? | B — Strips data for speed: not the correct option here | C — Uses no redundancy: not the correct option here | D — Compresses data: not the correct option here | ⚠️ Exam Trap: Read the exact question — the correct fact and its look-alike options are easy to interchange. | 💎 PNC Pearl: Mirrors data across two drives → RAID 1 duplicates data for fault tolerance</w:t>
       </w:r>
     </w:p>
     <w:p>
@@ -6649,7 +6649,7 @@
     </w:p>
     <w:p>
       <w:r>
-        <w:t>Solution: ASCII assigns numeric codes to letters, digits, and symbols.</w:t>
+        <w:t>Solution: ✅ Correct Answer: A. Characters as numbers | 🧠 Explanation: ASCII assigns numeric codes to letters, digits, and symbols. | ❌ Why Not Others? | B — Only numbers: not the correct option here | C — Only images: not the correct option here | D — Only sounds: not the correct option here | ⚠️ Exam Trap: Read the exact question — the correct fact and its look-alike options are easy to interchange. | 💎 PNC Pearl: Characters as numbers → ASCII assigns numeric codes to letters, digits, and symbols</w:t>
       </w:r>
     </w:p>
     <w:p>
@@ -6694,7 +6694,7 @@
     </w:p>
     <w:p>
       <w:r>
-        <w:t>Solution: BIOS/UEFI performs POST and loads the bootloader.</w:t>
+        <w:t>Solution: ✅ Correct Answer: A. Initialize hardware and start the boot process | 🧠 Explanation: BIOS/UEFI performs POST and loads the bootloader. | ❌ Why Not Others? | B — Browse the web: not the correct option here | C — Edit photos: not the correct option here | D — Send email: not the correct option here | ⚠️ Exam Trap: Read the exact question — the correct fact and its look-alike options are easy to interchange. | 💎 PNC Pearl: Initialize hardware and start the boot process → BIOS/UEFI performs POST and loads the bootloader</w:t>
       </w:r>
     </w:p>
     <w:p>
@@ -6739,7 +6739,7 @@
     </w:p>
     <w:p>
       <w:r>
-        <w:t>Solution: POP3 downloads mail; IMAP syncs it on the server.</w:t>
+        <w:t>Solution: ✅ Correct Answer: A. POP3 and IMAP | 🧠 Explanation: POP3 downloads mail; IMAP syncs it on the server. | ❌ Why Not Others? | B — SMTP only: not the correct option here | C — HTTP only: not the correct option here | D — FTP only: not the correct option here | ⚠️ Exam Trap: Read the exact question — the correct fact and its look-alike options are easy to interchange. | 💎 PNC Pearl: POP3 and IMAP → POP3 downloads mail; IMAP syncs it on the server</w:t>
       </w:r>
     </w:p>
     <w:p>
